--- a/src/Layers/W1/BaseApp/Manufacturing/Reports/WorkMachineCenterLoad.docx
+++ b/src/Layers/W1/BaseApp/Manufacturing/Reports/WorkMachineCenterLoad.docx
@@ -4354,6 +4354,84 @@
  
          < / R e p o r t R e q u e s t >   
+         < C o m p a n y M e t a d a t a > + 
+             < C o m p a n y N a m e > C o m p a n y   N a m e < / C o m p a n y N a m e > + 
+             < C o m p a n y D i s p l a y N a m e > C o m p a n y   D i s p l a y   N a m e < / C o m p a n y D i s p l a y N a m e > + 
+             < C o m p a n y A d d r e s s L i n e s > + 
+                 < C o m p a n y A d d r e s s L i n e > C o m p a n y   A d d r e s s   L i n e   1 < / C o m p a n y A d d r e s s L i n e > + 
+                 < C o m p a n y A d d r e s s L i n e > C o m p a n y   A d d r e s s   L i n e   2 < / C o m p a n y A d d r e s s L i n e > + 
+                 < C o m p a n y A d d r e s s L i n e > C o m p a n y   A d d r e s s   L i n e   3 < / C o m p a n y A d d r e s s L i n e > + 
+                 < C o m p a n y A d d r e s s L i n e > C o m p a n y   A d d r e s s   L i n e   4 < / C o m p a n y A d d r e s s L i n e > + 
+                 < C o m p a n y A d d r e s s L i n e > C o m p a n y   A d d r e s s   L i n e   5 < / C o m p a n y A d d r e s s L i n e > + 
+                 < C o m p a n y A d d r e s s L i n e > C o m p a n y   A d d r e s s   L i n e   6 < / C o m p a n y A d d r e s s L i n e > + 
+                 < C o m p a n y A d d r e s s L i n e > C o m p a n y   A d d r e s s   L i n e   7 < / C o m p a n y A d d r e s s L i n e > + 
+                 < C o m p a n y A d d r e s s L i n e > C o m p a n y   A d d r e s s   L i n e   8 < / C o m p a n y A d d r e s s L i n e > + 
+             < / C o m p a n y A d d r e s s L i n e s > + 
+             < C o m p a n y P h o n e > C o m p a n y   P h o n e < / C o m p a n y P h o n e > + 
+             < C o m p a n y P h o n e C a p t i o n > C o m p a n y   P h o n e   C a p t i o n < / C o m p a n y P h o n e C a p t i o n > + 
+             < C o m p a n y F a x N o > C o m p a n y   F a x   N o . < / C o m p a n y F a x N o > + 
+             < C o m p a n y F a x N o C a p t i o n > C o m p a n y   F a x   N o .   C a p t i o n < / C o m p a n y F a x N o C a p t i o n > + 
+             < C o m p a n y E m a i l > C o m p a n y   E m a i l < / C o m p a n y E m a i l > + 
+             < C o m p a n y E m a i l C a p t i o n > C o m p a n y   E m a i l   C a p t i o n < / C o m p a n y E m a i l C a p t i o n > + 
+             < C o m p a n y H o m e P a g e > C o m p a n y   H o m e   P a g e < / C o m p a n y H o m e P a g e > + 
+             < C o m p a n y H o m e P a g e C a p t i o n > C o m p a n y   H o m e   P a g e   C a p t i o n < / C o m p a n y H o m e P a g e C a p t i o n > + 
+             < C o m p a n y L o g o > C o m p a n y   L o g o < / C o m p a n y L o g o > + 
+             < C o m p a n y V A T R e g i s t r a t i o n N o > C o m p a n y   V A T   R e g i s t r a t i o n   N o . < / C o m p a n y V A T R e g i s t r a t i o n N o > + 
+             < C o m p a n y V A T R e g i s t r a t i o n N o C a p t i o n > C o m p a n y   V A T   R e g i s t r a t i o n   N o .   C a p t i o n < / C o m p a n y V A T R e g i s t r a t i o n N o C a p t i o n > + 
+             < C o m p a n y R e g i s t r a t i o n N o > C o m p a n y   R e g i s t r a t i o n   N o . < / C o m p a n y R e g i s t r a t i o n N o > + 
+             < C o m p a n y R e g i s t r a t i o n N o C a p t i o n > C o m p a n y   R e g i s t r a t i o n   N o .   C a p t i o n < / C o m p a n y R e g i s t r a t i o n N o C a p t i o n > + 
+             < C o m p a n y B a n k N a m e > C o m p a n y   B a n k   N a m e < / C o m p a n y B a n k N a m e > + 
+             < C o m p a n y B a n k N a m e C a p t i o n > C o m p a n y   B a n k   N a m e   C a p t i o n < / C o m p a n y B a n k N a m e C a p t i o n > + 
+             < C o m p a n y B a n k A c c o u n t N o > C o m p a n y   B a n k   A c c o u n t   N o . < / C o m p a n y B a n k A c c o u n t N o > + 
+             < C o m p a n y B a n k A c c o u n t N o C a p t i o n > C o m p a n y   B a n k   A c c o u n t   N o .   C a p t i o n < / C o m p a n y B a n k A c c o u n t N o C a p t i o n > + 
+             < C o m p a n y B a n k B r a n c h N o > C o m p a n y   B a n k   B r a n c h   N o . < / C o m p a n y B a n k B r a n c h N o > + 
+             < C o m p a n y B a n k B r a n c h N o C a p t i o n > C o m p a n y   B a n k   B r a n c h   N o .   C a p t i o n < / C o m p a n y B a n k B r a n c h N o C a p t i o n > + 
+             < C o m p a n y I B A N > C o m p a n y   I B A N < / C o m p a n y I B A N > + 
+             < C o m p a n y I B A N C a p t i o n > C o m p a n y   I B A N   C a p t i o n < / C o m p a n y I B A N C a p t i o n > + 
+             < C o m p a n y B a n k S W I F T > C o m p a n y   B a n k   S W I F T < / C o m p a n y B a n k S W I F T > + 
+             < C o m p a n y B a n k S W I F T C a p t i o n > C o m p a n y   B a n k   S W I F T   C a p t i o n < / C o m p a n y B a n k S W I F T C a p t i o n > + 
+             < C o m p a n y G i r o N o > C o m p a n y   G i r o   N o . < / C o m p a n y G i r o N o > + 
+             < C o m p a n y G i r o N o C a p t i o n > C o m p a n y   G i r o   N o .   C a p t i o n < / C o m p a n y G i r o N o C a p t i o n > + 
+         < / C o m p a n y M e t a d a t a > + 
      < / B C R e p o r t I n f o r m a t i o n >   
      < L a b e l s > @@ -4499,6 +4577,365 @@
                      < M a c h i n e C e n t e r N o > M a c h i n e C e n t e r N o < / M a c h i n e C e n t e r N o >   
                      < M a c h i n e C e n t e r P r o d O r d e r N e e d Q t y > M a c h i n e C e n t e r P r o d O r d e r N e e d Q t y < / M a c h i n e C e n t e r P r o d O r d e r N e e d Q t y > + 
+                 < / M a c h i n e _ C e n t e r > + 
+             < / W o r k _ C e n t e r > + 
+         < / P e r i o d D a t e s > + 
+     < / W o r k _ C e n t e r _ G r o u p > + 
+ < / N a v W o r d R e p o r t X m l P a r t > 
+</file>
+
+<file path=customXml/item4.xml>��< ? x m l   v e r s i o n = " 1 . 0 "   e n c o d i n g = " u t f - 1 6 " ? > + 
+ < N a v W o r d R e p o r t X m l P a r t   x m l n s = " u r n : m i c r o s o f t - d y n a m i c s - b u s i n e s s c e n t r a l / i n t e r n a l / e x t e n d e d / r e p o r t s / W o r k _ M a c h i n e _ C e n t e r _ L o a d / 9 9 0 0 0 7 9 2 / " > + 
+     < B C R e p o r t I n f o r m a t i o n > + 
+         < R e p o r t M e t a d a t a > + 
+             < E x t e n s i o n I d > E x t e n s i o n   I D < / E x t e n s i o n I d > + 
+             < E x t e n s i o n N a m e > E x t e n s i o n   N a m e < / E x t e n s i o n N a m e > + 
+             < E x t e n s i o n P u b l i s h e r > E x t e n s i o n   P u b l i s h e r < / E x t e n s i o n P u b l i s h e r > + 
+             < E x t e n s i o n V e r s i o n > E x t e n s i o n   V e r s i o n < / E x t e n s i o n V e r s i o n > + 
+             < R e p o r t I d > R e p o r t   I D < / R e p o r t I d > + 
+             < R e p o r t N a m e > R e p o r t   N a m e < / R e p o r t N a m e > + 
+             < A b o u t T h i s R e p o r t T i t l e > A b o u t   T h i s   R e p o r t   T i t l e < / A b o u t T h i s R e p o r t T i t l e > + 
+             < A b o u t T h i s R e p o r t T e x t > A b o u t   T h i s   R e p o r t   T e x t < / A b o u t T h i s R e p o r t T e x t > + 
+             < R e p o r t H e l p L i n k > R e p o r t   H e l p   L i n k < / R e p o r t H e l p L i n k > + 
+         < / R e p o r t M e t a d a t a > + 
+         < R e p o r t R e q u e s t > + 
+             < T e n a n t E n t r a I d > T e n a n t   E n t r a   I d < / T e n a n t E n t r a I d > + 
+             < E n v i r o n m e n t N a m e > E n v i r o n m e n t   N a m e < / E n v i r o n m e n t N a m e > + 
+             < E n v i r o n m e n t T y p e > E n v i r o n m e n t   T y p e < / E n v i r o n m e n t T y p e > + 
+             < C o m p a n y N a m e > C o m p a n y   N a m e < / C o m p a n y N a m e > + 
+             < C o m p a n y D i s p l a y N a m e > C o m p a n y   D i s p l a y   N a m e < / C o m p a n y D i s p l a y N a m e > + 
+             < C o m p a n y I d > C o m p a n y   I D < / C o m p a n y I d > + 
+             < U s e r N a m e > U s e r   N a m e < / U s e r N a m e > + 
+             < D a t e A n d T i m e > D a t e   a n d   T i m e < / D a t e A n d T i m e > + 
+             < L a n g u a g e > L a n g u a g e < / L a n g u a g e > + 
+             < F o r m a t R e g i o n > F o r m a t   R e g i o n < / F o r m a t R e g i o n > + 
+             < D a t e T i m e V a l u e s > + 
+                 < Y e a r > Y e a r < / Y e a r > + 
+                 < M o n t h N u m b e r > M o n t h   N u m b e r < / M o n t h N u m b e r > + 
+                 < D a y N u m b e r > D a y   N u m b e r < / D a y N u m b e r > + 
+                 < H o u r > H o u r < / H o u r > + 
+                 < M i n u t e > M i n u t e < / M i n u t e > + 
+             < / D a t e T i m e V a l u e s > + 
+         < / R e p o r t R e q u e s t > + 
+         < C o m p a n y M e t a d a t a > + 
+             < C o m p a n y N a m e > C o m p a n y   N a m e < / C o m p a n y N a m e > + 
+             < C o m p a n y D i s p l a y N a m e > C o m p a n y   D i s p l a y   N a m e < / C o m p a n y D i s p l a y N a m e > + 
+             < C o m p a n y A d d r e s s L i n e s > + 
+                 < C o m p a n y A d d r e s s L i n e > C o m p a n y   A d d r e s s   L i n e   1 < / C o m p a n y A d d r e s s L i n e > + 
+                 < C o m p a n y A d d r e s s L i n e > C o m p a n y   A d d r e s s   L i n e   2 < / C o m p a n y A d d r e s s L i n e > + 
+                 < C o m p a n y A d d r e s s L i n e > C o m p a n y   A d d r e s s   L i n e   3 < / C o m p a n y A d d r e s s L i n e > + 
+                 < C o m p a n y A d d r e s s L i n e > C o m p a n y   A d d r e s s   L i n e   4 < / C o m p a n y A d d r e s s L i n e > + 
+                 < C o m p a n y A d d r e s s L i n e > C o m p a n y   A d d r e s s   L i n e   5 < / C o m p a n y A d d r e s s L i n e > + 
+                 < C o m p a n y A d d r e s s L i n e > C o m p a n y   A d d r e s s   L i n e   6 < / C o m p a n y A d d r e s s L i n e > + 
+                 < C o m p a n y A d d r e s s L i n e > C o m p a n y   A d d r e s s   L i n e   7 < / C o m p a n y A d d r e s s L i n e > + 
+                 < C o m p a n y A d d r e s s L i n e > C o m p a n y   A d d r e s s   L i n e   8 < / C o m p a n y A d d r e s s L i n e > + 
+             < / C o m p a n y A d d r e s s L i n e s > + 
+             < C o m p a n y P h o n e > C o m p a n y   P h o n e < / C o m p a n y P h o n e > + 
+             < C o m p a n y P h o n e C a p t i o n > C o m p a n y   P h o n e   C a p t i o n < / C o m p a n y P h o n e C a p t i o n > + 
+             < C o m p a n y F a x N o > C o m p a n y   F a x   N o . < / C o m p a n y F a x N o > + 
+             < C o m p a n y F a x N o C a p t i o n > C o m p a n y   F a x   N o .   C a p t i o n < / C o m p a n y F a x N o C a p t i o n > + 
+             < C o m p a n y E m a i l > C o m p a n y   E m a i l < / C o m p a n y E m a i l > + 
+             < C o m p a n y E m a i l C a p t i o n > C o m p a n y   E m a i l   C a p t i o n < / C o m p a n y E m a i l C a p t i o n > + 
+             < C o m p a n y H o m e P a g e > C o m p a n y   H o m e   P a g e < / C o m p a n y H o m e P a g e > + 
+             < C o m p a n y H o m e P a g e C a p t i o n > C o m p a n y   H o m e   P a g e   C a p t i o n < / C o m p a n y H o m e P a g e C a p t i o n > + 
+             < C o m p a n y L o g o > C o m p a n y   L o g o < / C o m p a n y L o g o > + 
+             < C o m p a n y V A T R e g i s t r a t i o n N o > C o m p a n y   V A T   R e g i s t r a t i o n   N o . < / C o m p a n y V A T R e g i s t r a t i o n N o > + 
+             < C o m p a n y V A T R e g i s t r a t i o n N o C a p t i o n > C o m p a n y   V A T   R e g i s t r a t i o n   N o .   C a p t i o n < / C o m p a n y V A T R e g i s t r a t i o n N o C a p t i o n > + 
+             < C o m p a n y R e g i s t r a t i o n N o > C o m p a n y   R e g i s t r a t i o n   N o . < / C o m p a n y R e g i s t r a t i o n N o > + 
+             < C o m p a n y R e g i s t r a t i o n N o C a p t i o n > C o m p a n y   R e g i s t r a t i o n   N o .   C a p t i o n < / C o m p a n y R e g i s t r a t i o n N o C a p t i o n > + 
+             < C o m p a n y B a n k N a m e > C o m p a n y   B a n k   N a m e < / C o m p a n y B a n k N a m e > + 
+             < C o m p a n y B a n k N a m e C a p t i o n > C o m p a n y   B a n k   N a m e   C a p t i o n < / C o m p a n y B a n k N a m e C a p t i o n > + 
+             < C o m p a n y B a n k A c c o u n t N o > C o m p a n y   B a n k   A c c o u n t   N o . < / C o m p a n y B a n k A c c o u n t N o > + 
+             < C o m p a n y B a n k A c c o u n t N o C a p t i o n > C o m p a n y   B a n k   A c c o u n t   N o .   C a p t i o n < / C o m p a n y B a n k A c c o u n t N o C a p t i o n > + 
+             < C o m p a n y B a n k B r a n c h N o > C o m p a n y   B a n k   B r a n c h   N o . < / C o m p a n y B a n k B r a n c h N o > + 
+             < C o m p a n y B a n k B r a n c h N o C a p t i o n > C o m p a n y   B a n k   B r a n c h   N o .   C a p t i o n < / C o m p a n y B a n k B r a n c h N o C a p t i o n > + 
+             < C o m p a n y I B A N > C o m p a n y   I B A N < / C o m p a n y I B A N > + 
+             < C o m p a n y I B A N C a p t i o n > C o m p a n y   I B A N   C a p t i o n < / C o m p a n y I B A N C a p t i o n > + 
+             < C o m p a n y B a n k S W I F T > C o m p a n y   B a n k   S W I F T < / C o m p a n y B a n k S W I F T > + 
+             < C o m p a n y B a n k S W I F T C a p t i o n > C o m p a n y   B a n k   S W I F T   C a p t i o n < / C o m p a n y B a n k S W I F T C a p t i o n > + 
+             < C o m p a n y G i r o N o > C o m p a n y   G i r o   N o . < / C o m p a n y G i r o N o > + 
+             < C o m p a n y G i r o N o C a p t i o n > C o m p a n y   G i r o   N o .   C a p t i o n < / C o m p a n y G i r o N o C a p t i o n > + 
+         < / C o m p a n y M e t a d a t a > + 
+     < / B C R e p o r t I n f o r m a t i o n > + 
+     < L a b e l s > + 
+         < A b o u t T h e R e p o r t L a b e l   E l e m e n t T y p e = " P a r a m e t e r "   E l e m e n t I d = " 1 6 7 7 9 2 0 0 1 "   D a t a T y p e = " S t r i n g " > A b o u t T h e R e p o r t L a b e l < / A b o u t T h e R e p o r t L a b e l > + 
+         < A v a i l a b l e   E l e m e n t T y p e = " P a r a m e t e r "   E l e m e n t I d = " 1 7 7 2 6 0 0 7 3 2 "   D a t a T y p e = " S t r i n g " > A v a i l a b l e < / A v a i l a b l e > + 
+         < B a r T x t   E l e m e n t T y p e = " P a r a m e t e r "   E l e m e n t I d = " 1 8 9 4 6 6 5 6 0 4 "   D a t a T y p e = " S t r i n g " > B a r T x t < / B a r T x t > + 
+         < B a r T x t 2   E l e m e n t T y p e = " P a r a m e t e r "   E l e m e n t I d = " 2 1 1 0 6 1 2 5 7 0 "   D a t a T y p e = " S t r i n g " > B a r T x t 2 < / B a r T x t 2 > + 
+         < C o m p a n y L a b e l   E l e m e n t T y p e = " P a r a m e t e r "   E l e m e n t I d = " 3 4 6 7 6 0 3 4 8 "   D a t a T y p e = " S t r i n g " > C o m p a n y L a b e l < / C o m p a n y L a b e l > + 
+         < D a t a R e t r i e v e d   E l e m e n t T y p e = " P a r a m e t e r "   E l e m e n t I d = " 2 9 1 9 1 1 8 0 7 "   D a t a T y p e = " S t r i n g " > D a t a R e t r i e v e d < / D a t a R e t r i e v e d > + 
+         < D o c u m e n t a t i o n L a b e l   E l e m e n t T y p e = " P a r a m e t e r "   E l e m e n t I d = " 1 7 3 8 9 2 4 8 1 5 "   D a t a T y p e = " S t r i n g " > D o c u m e n t a t i o n L a b e l < / D o c u m e n t a t i o n L a b e l > + 
+         < E n v i r o n m e n t L a b e l   E l e m e n t T y p e = " P a r a m e t e r "   E l e m e n t I d = " 8 1 8 8 1 6 5 9 0 "   D a t a T y p e = " S t r i n g " > E n v i r o n m e n t L a b e l < / E n v i r o n m e n t L a b e l > + 
+         < E x p e c t e d E f f i c i e n c y   E l e m e n t T y p e = " P a r a m e t e r "   E l e m e n t I d = " 1 9 3 7 0 0 5 4 6 8 "   D a t a T y p e = " S t r i n g " > E x p e c t e d E f f i c i e n c y < / E x p e c t e d E f f i c i e n c y > + 
+         < L o a d   E l e m e n t T y p e = " P a r a m e t e r "   E l e m e n t I d = " 5 0 0 4 0 8 2 1 9 "   D a t a T y p e = " S t r i n g " > L o a d < / L o a d > + 
+         < M a c h i n e C e n t e r C a p a c i t y C a p t i o n   E l e m e n t T y p e = " P a r a m e t e r "   E l e m e n t I d = " 1 6 9 8 1 5 0 6 0 9 "   D a t a T y p e = " S t r i n g " > M a c h i n e C e n t e r C a p a c i t y C a p t i o n < / M a c h i n e C e n t e r C a p a c i t y C a p t i o n > + 
+         < M a c h i n e C e n t e r C a p a c i t y E f f e c t i v e C a p t i o n   E l e m e n t T y p e = " P a r a m e t e r "   E l e m e n t I d = " 1 3 3 5 3 6 6 6 6 "   D a t a T y p e = " S t r i n g " > M a c h i n e C e n t e r C a p a c i t y E f f e c t i v e C a p t i o n < / M a c h i n e C e n t e r C a p a c i t y E f f e c t i v e C a p t i o n > + 
+         < M a c h i n e C e n t e r L o a d   E l e m e n t T y p e = " P a r a m e t e r "   E l e m e n t I d = " 7 2 0 5 9 5 3 0 7 "   D a t a T y p e = " S t r i n g " > M a c h i n e C e n t e r L o a d < / M a c h i n e C e n t e r L o a d > + 
+         < M a c h i n e C e n t e r L o a d A n a l y s i s   E l e m e n t T y p e = " P a r a m e t e r "   E l e m e n t I d = " 2 7 9 2 4 9 3 7 "   D a t a T y p e = " S t r i n g " > M a c h i n e C e n t e r L o a d A n a l y s i s < / M a c h i n e C e n t e r L o a d A n a l y s i s > + 
+         < M a c h i n e C e n t e r L o a d P r i n t   E l e m e n t T y p e = " P a r a m e t e r "   E l e m e n t I d = " 1 6 7 9 1 7 3 4 8 4 "   D a t a T y p e = " S t r i n g " > M a c h i n e C e n t e r L o a d P r i n t < / M a c h i n e C e n t e r L o a d P r i n t > + 
+         < M a c h i n e C e n t e r N a m e C a p t i o n   E l e m e n t T y p e = " P a r a m e t e r "   E l e m e n t I d = " 7 7 0 8 8 4 2 2 8 "   D a t a T y p e = " S t r i n g " > M a c h i n e C e n t e r N a m e C a p t i o n < / M a c h i n e C e n t e r N a m e C a p t i o n > + 
+         < M a c h i n e C e n t e r N o C a p t i o n   E l e m e n t T y p e = " P a r a m e t e r "   E l e m e n t I d = " 1 6 7 4 9 2 9 6 3 4 "   D a t a T y p e = " S t r i n g " > M a c h i n e C e n t e r N o C a p t i o n < / M a c h i n e C e n t e r N o C a p t i o n > + 
+         < M a c h i n e C e n t e r P r o d O r d e r N e e d Q t y C a p t i o n   E l e m e n t T y p e = " P a r a m e t e r "   E l e m e n t I d = " 1 9 3 6 2 4 7 3 7 0 "   D a t a T y p e = " S t r i n g " > M a c h i n e C e n t e r P r o d O r d e r N e e d Q t y C a p t i o n < / M a c h i n e C e n t e r P r o d O r d e r N e e d Q t y C a p t i o n > + 
+         < P a g e   E l e m e n t T y p e = " P a r a m e t e r "   E l e m e n t I d = " 1 7 0 8 5 7 3 7 5 4 "   D a t a T y p e = " S t r i n g " > P a g e < / P a g e > + 
+         < P e r i o d E n d i n g D a t e C a p t i o n   E l e m e n t T y p e = " P a r a m e t e r "   E l e m e n t I d = " 1 8 9 0 6 2 3 2 8 3 "   D a t a T y p e = " S t r i n g " > P e r i o d E n d i n g D a t e C a p t i o n < / P e r i o d E n d i n g D a t e C a p t i o n > + 
+         < P e r i o d S t a r t i n g D a t e C a p t i o n   E l e m e n t T y p e = " P a r a m e t e r "   E l e m e n t I d = " 1 8 4 1 7 9 0 0 8 6 "   D a t a T y p e = " S t r i n g " > P e r i o d S t a r t i n g D a t e C a p t i o n < / P e r i o d S t a r t i n g D a t e C a p t i o n > + 
+         < R e p o r t N a m e L a b e l   E l e m e n t T y p e = " P a r a m e t e r "   E l e m e n t I d = " 1 0 2 2 2 9 2 9 8 2 "   D a t a T y p e = " S t r i n g " > R e p o r t N a m e L a b e l < / R e p o r t N a m e L a b e l > + 
+         < R u n O n L a b e l   E l e m e n t T y p e = " P a r a m e t e r "   E l e m e n t I d = " 1 1 1 9 0 3 7 5 9 5 "   D a t a T y p e = " S t r i n g " > R u n O n L a b e l < / R u n O n L a b e l > + 
+         < U s e r L a b e l   E l e m e n t T y p e = " P a r a m e t e r "   E l e m e n t I d = " 8 4 8 8 1 6 7 9 4 "   D a t a T y p e = " S t r i n g " > U s e r L a b e l < / U s e r L a b e l > + 
+         < W o r k C e n t e r C a p a c i t y C a p t i o n   E l e m e n t T y p e = " P a r a m e t e r "   E l e m e n t I d = " 1 7 2 8 6 8 8 3 8 1 "   D a t a T y p e = " S t r i n g " > W o r k C e n t e r C a p a c i t y C a p t i o n < / W o r k C e n t e r C a p a c i t y C a p t i o n > + 
+         < W o r k C e n t e r C a p a c i t y E f f e c t i v e C a p t i o n   E l e m e n t T y p e = " P a r a m e t e r "   E l e m e n t I d = " 1 5 2 7 5 0 7 6 8 6 "   D a t a T y p e = " S t r i n g " > W o r k C e n t e r C a p a c i t y E f f e c t i v e C a p t i o n < / W o r k C e n t e r C a p a c i t y E f f e c t i v e C a p t i o n > + 
+         < W o r k C e n t e r G r o u p C o d e C a p t i o n   E l e m e n t T y p e = " P a r a m e t e r "   E l e m e n t I d = " 9 6 7 9 9 7 3 7 3 "   D a t a T y p e = " S t r i n g " > W o r k C e n t e r G r o u p C o d e C a p t i o n < / W o r k C e n t e r G r o u p C o d e C a p t i o n > + 
+         < W o r k C e n t e r G r o u p C o d e L a b e l   E l e m e n t T y p e = " P a r a m e t e r "   E l e m e n t I d = " 1 4 4 2 7 8 3 9 9 7 "   D a t a T y p e = " S t r i n g " > W o r k C e n t e r G r o u p C o d e L a b e l < / W o r k C e n t e r G r o u p C o d e L a b e l > + 
+         < W o r k C e n t e r G r o u p N a m e C a p t i o n   E l e m e n t T y p e = " P a r a m e t e r "   E l e m e n t I d = " 8 0 2 6 5 6 9 8 5 "   D a t a T y p e = " S t r i n g " > W o r k C e n t e r G r o u p N a m e C a p t i o n < / W o r k C e n t e r G r o u p N a m e C a p t i o n > + 
+         < W o r k C e n t e r G r o u p N a m e L a b e l   E l e m e n t T y p e = " P a r a m e t e r "   E l e m e n t I d = " 1 8 3 3 0 8 5 6 9 "   D a t a T y p e = " S t r i n g " > W o r k C e n t e r G r o u p N a m e L a b e l < / W o r k C e n t e r G r o u p N a m e L a b e l > + 
+         < W o r k C e n t e r L o a d   E l e m e n t T y p e = " P a r a m e t e r "   E l e m e n t I d = " 1 9 8 2 9 2 6 5 6 9 "   D a t a T y p e = " S t r i n g " > W o r k C e n t e r L o a d < / W o r k C e n t e r L o a d > + 
+         < W o r k C e n t e r L o a d A n a l y s i s   E l e m e n t T y p e = " P a r a m e t e r "   E l e m e n t I d = " 1 2 9 7 3 8 9 5 5 7 "   D a t a T y p e = " S t r i n g " > W o r k C e n t e r L o a d A n a l y s i s < / W o r k C e n t e r L o a d A n a l y s i s > + 
+         < W o r k C e n t e r L o a d P r i n t   E l e m e n t T y p e = " P a r a m e t e r "   E l e m e n t I d = " 1 1 4 7 9 8 6 4 "   D a t a T y p e = " S t r i n g " > W o r k C e n t e r L o a d P r i n t < / W o r k C e n t e r L o a d P r i n t > + 
+         < W o r k C e n t e r N a m e C a p t i o n   E l e m e n t T y p e = " P a r a m e t e r "   E l e m e n t I d = " 1 3 0 5 5 5 1 8 5 6 "   D a t a T y p e = " S t r i n g " > W o r k C e n t e r N a m e C a p t i o n < / W o r k C e n t e r N a m e C a p t i o n > + 
+         < W o r k C e n t e r N a m e L a b e l   E l e m e n t T y p e = " P a r a m e t e r "   E l e m e n t I d = " 1 3 9 7 0 4 3 1 1 4 "   D a t a T y p e = " S t r i n g " > W o r k C e n t e r N a m e L a b e l < / W o r k C e n t e r N a m e L a b e l > + 
+         < W o r k C e n t e r N o C a p t i o n   E l e m e n t T y p e = " P a r a m e t e r "   E l e m e n t I d = " 1 7 8 3 4 5 0 9 0 "   D a t a T y p e = " S t r i n g " > W o r k C e n t e r N o C a p t i o n < / W o r k C e n t e r N o C a p t i o n > + 
+         < W o r k C e n t e r N o L a b e l   E l e m e n t T y p e = " P a r a m e t e r "   E l e m e n t I d = " 1 6 2 2 5 0 4 5 2 0 "   D a t a T y p e = " S t r i n g " > W o r k C e n t e r N o L a b e l < / W o r k C e n t e r N o L a b e l > + 
+         < W o r k C e n t e r P r o d O r d e r N e e d Q t y C a p t i o n   E l e m e n t T y p e = " P a r a m e t e r "   E l e m e n t I d = " 1 7 4 0 6 7 0 3 1 0 "   D a t a T y p e = " S t r i n g " > W o r k C e n t e r P r o d O r d e r N e e d Q t y C a p t i o n < / W o r k C e n t e r P r o d O r d e r N e e d Q t y C a p t i o n > + 
+         < W o r k C e n t e r U O M C o d e C a p t i o n   E l e m e n t T y p e = " P a r a m e t e r "   E l e m e n t I d = " 1 3 5 7 4 0 8 8 5 "   D a t a T y p e = " S t r i n g " > W o r k C e n t e r U O M C o d e C a p t i o n < / W o r k C e n t e r U O M C o d e C a p t i o n > + 
+         < W o r k M a c h i n e C e n t e r L o a d   E l e m e n t T y p e = " P a r a m e t e r "   E l e m e n t I d = " 1 4 7 9 4 8 4 3 8 8 "   D a t a T y p e = " S t r i n g " > W o r k M a c h i n e C e n t e r L o a d < / W o r k M a c h i n e C e n t e r L o a d > + 
+     < / L a b e l s > + 
+     < T o o l t i p s > + 
+         < T o o l t i p   c o l u m n = " W o r k C e n t e r G r o u p C o d e "   E l e m e n t I d = " 9 6 7 9 9 7 3 7 3 " > + 
+             < T o o l t i p T e x t   l a n g = " e n - U S " > S p e c i f i e s   t h e   c o d e   f o r   t h e   w o r k   c e n t e r   g r o u p . < / T o o l t i p T e x t > + 
+         < / T o o l t i p > + 
+         < T o o l t i p   c o l u m n = " W o r k C e n t e r G r o u p N a m e "   E l e m e n t I d = " 8 0 2 6 5 6 9 8 5 " > + 
+             < T o o l t i p T e x t   l a n g = " e n - U S " > S p e c i f i e s   a   n a m e   f o r   t h e   w o r k   c e n t e r   g r o u p . < / T o o l t i p T e x t > + 
+         < / T o o l t i p > + 
+         < T o o l t i p   c o l u m n = " W o r k C e n t e r N o "   E l e m e n t I d = " 1 7 8 3 4 5 0 9 0 " > + 
+             < T o o l t i p T e x t   l a n g = " e n - U S " > S p e c i f i e s   t h e   n u m b e r   o f   t h e   i n v o l v e d   e n t r y   o r   r e c o r d ,   a c c o r d i n g   t o   t h e   s p e c i f i e d   n u m b e r   s e r i e s . < / T o o l t i p T e x t > + 
+         < / T o o l t i p > + 
+         < T o o l t i p   c o l u m n = " W o r k C e n t e r N a m e "   E l e m e n t I d = " 1 3 0 5 5 5 1 8 5 6 " > + 
+             < T o o l t i p T e x t   l a n g = " e n - U S " > S p e c i f i e s   t h e   n a m e   o f   t h e   w o r k   c e n t e r . < / T o o l t i p T e x t > + 
+         < / T o o l t i p > + 
+         < T o o l t i p   c o l u m n = " W o r k C e n t e r C a p a c i t y "   E l e m e n t I d = " 1 7 2 8 6 8 8 3 8 1 " > + 
+             < T o o l t i p T e x t   l a n g = " e n - U S " > S p e c i f i e s   t h e   a m o u n t   o f   w o r k   t h a t   c a n   b e   d o n e   i n   a   s p e c i f i e d   t i m e   p e r i o d .   T h e   c a p a c i t y   o f   a   w o r k   c e n t e r   i n d i c a t e s   h o w   m a n y   m a c h i n e s   o r   p e r s o n s   a r e   w o r k i n g   a t   t h e   s a m e   t i m e .   I f   y o u   e n t e r   2 ,   f o r   e x a m p l e ,   t h e   w o r k   c e n t e r   w i l l   t a k e   h a l f   o f   t h e   t i m e   c o m p a r e d   t o   a   w o r k   c e n t e r   w i t h   t h e   c a p a c i t y   o f   1 . < / T o o l t i p T e x t > + 
+         < / T o o l t i p > + 
+         < T o o l t i p   c o l u m n = " W o r k C e n t e r U O M C o d e "   E l e m e n t I d = " 1 3 5 7 4 0 8 8 5 " > + 
+             < T o o l t i p T e x t   l a n g = " e n - U S " > S p e c i f i e s   h o w   e a c h   u n i t   o f   t h e   i t e m   o r   r e s o u r c e   i s   m e a s u r e d ,   s u c h   a s   i n   p i e c e s   o r   h o u r s .   B y   d e f a u l t ,   t h e   v a l u e   i n   t h e   B a s e   U n i t   o f   M e a s u r e   f i e l d   o n   t h e   i t e m   o r   r e s o u r c e   c a r d   i s   i n s e r t e d . < / T o o l t i p T e x t > + 
+         < / T o o l t i p > + 
+         < T o o l t i p   c o l u m n = " M a c h i n e C e n t e r N o "   E l e m e n t I d = " 1 6 7 4 9 2 9 6 3 4 " > + 
+             < T o o l t i p T e x t   l a n g = " e n - U S " > S p e c i f i e s   t h e   n u m b e r   o f   t h e   i n v o l v e d   e n t r y   o r   r e c o r d ,   a c c o r d i n g   t o   t h e   s p e c i f i e d   n u m b e r   s e r i e s . < / T o o l t i p T e x t > + 
+         < / T o o l t i p > + 
+         < T o o l t i p   c o l u m n = " M a c h i n e C e n t e r N a m e "   E l e m e n t I d = " 7 7 0 8 8 4 2 2 8 " > + 
+             < T o o l t i p T e x t   l a n g = " e n - U S " > S p e c i f i e s   a   n a m e   f o r   t h e   m a c h i n e   c e n t e r . < / T o o l t i p T e x t > + 
+         < / T o o l t i p > + 
+         < T o o l t i p   c o l u m n = " M a c h i n e C e n t e r C a p a c i t y "   E l e m e n t I d = " 1 6 9 8 1 5 0 6 0 9 " > + 
+             < T o o l t i p T e x t   l a n g = " e n - U S " > S p e c i f i e s   t h e   c a p a c i t y   o f   t h e   m a c h i n e   c e n t e r . < / T o o l t i p T e x t > + 
+         < / T o o l t i p > + 
+     < / T o o l t i p s > + 
+     < W o r k _ C e n t e r _ G r o u p   E l e m e n t T y p e = " D a t a I t e m "   E l e m e n t I d = " 3 2 2 1 5 8 1 4 4 " > + 
+         < T o d a y F o r m a t t e d   E l e m e n t T y p e = " C o l u m n "   E l e m e n t I d = " 2 7 0 4 5 1 4 0 "   D a t a T y p e = " S t r i n g " > T o d a y F o r m a t t e d < / T o d a y F o r m a t t e d > + 
+         < W o r k C e n t e r F i l t e r   E l e m e n t T y p e = " C o l u m n "   E l e m e n t I d = " 1 4 7 6 2 5 1 6 7 9 "   D a t a T y p e = " T e x t " > W o r k C e n t e r F i l t e r < / W o r k C e n t e r F i l t e r > + 
+         < W o r k C e n t e r G r o u p C o d e   E l e m e n t T y p e = " C o l u m n "   E l e m e n t I d = " 9 6 7 9 9 7 3 7 3 "   D a t a T y p e = " C o d e " > W o r k C e n t e r G r o u p C o d e < / W o r k C e n t e r G r o u p C o d e > + 
+         < W o r k C e n t e r G r o u p F i l t e r   E l e m e n t T y p e = " C o l u m n "   E l e m e n t I d = " 1 7 5 6 4 0 9 1 2 8 "   D a t a T y p e = " T e x t " > W o r k C e n t e r G r o u p F i l t e r < / W o r k C e n t e r G r o u p F i l t e r > + 
+         < W o r k C e n t e r G r o u p N a m e   E l e m e n t T y p e = " C o l u m n "   E l e m e n t I d = " 8 0 2 6 5 6 9 8 5 "   D a t a T y p e = " T e x t " > W o r k C e n t e r G r o u p N a m e < / W o r k C e n t e r G r o u p N a m e > + 
+         < W o r k C e n t e r G r o u p T a b l e C a p t F i l t e r   E l e m e n t T y p e = " C o l u m n "   E l e m e n t I d = " 1 3 8 0 0 2 4 9 6 "   D a t a T y p e = " S t r i n g " > W o r k C e n t e r G r o u p T a b l e C a p t F i l t e r < / W o r k C e n t e r G r o u p T a b l e C a p t F i l t e r > + 
+         < W o r k C e n t e r T a b l e C a p t F i l t e r   E l e m e n t T y p e = " C o l u m n "   E l e m e n t I d = " 1 8 7 4 3 1 8 0 6 3 "   D a t a T y p e = " S t r i n g " > W o r k C e n t e r T a b l e C a p t F i l t e r < / W o r k C e n t e r T a b l e C a p t F i l t e r > + 
+         < P e r i o d D a t e s   E l e m e n t T y p e = " D a t a I t e m "   E l e m e n t I d = " 2 0 0 4 9 5 0 8 6 5 " > + 
+             < P e r i o d E n d i n g D a t e   E l e m e n t T y p e = " C o l u m n "   E l e m e n t I d = " 2 0 9 0 6 0 5 7 3 3 "   D a t a T y p e = " S t r i n g " > P e r i o d E n d i n g D a t e < / P e r i o d E n d i n g D a t e > + 
+             < P e r i o d S t a r t i n g D a t e   E l e m e n t T y p e = " C o l u m n "   E l e m e n t I d = " 1 8 6 5 6 2 2 1 9 6 "   D a t a T y p e = " S t r i n g " > P e r i o d S t a r t i n g D a t e < / P e r i o d S t a r t i n g D a t e > + 
+             < W o r k _ C e n t e r   E l e m e n t T y p e = " D a t a I t e m "   E l e m e n t I d = " 1 3 7 0 4 3 3 5 3 6 " > + 
+                 < W o r k C e n t e r C a p a c i t y   E l e m e n t T y p e = " C o l u m n "   E l e m e n t I d = " 1 7 2 8 6 8 8 3 8 1 "   D a t a T y p e = " D e c i m a l " > W o r k C e n t e r C a p a c i t y < / W o r k C e n t e r C a p a c i t y > + 
+                 < W o r k C e n t e r C a p a c i t y A v a i l a b l e   E l e m e n t T y p e = " C o l u m n "   E l e m e n t I d = " 1 3 8 7 4 0 7 3 7 0 "   D a t a T y p e = " D e c i m a l " > W o r k C e n t e r C a p a c i t y A v a i l a b l e < / W o r k C e n t e r C a p a c i t y A v a i l a b l e > + 
+                 < W o r k C e n t e r C a p a c i t y E f f e c t i v e   E l e m e n t T y p e = " C o l u m n "   E l e m e n t I d = " 1 5 2 7 5 0 7 6 8 6 "   D a t a T y p e = " D e c i m a l " > W o r k C e n t e r C a p a c i t y E f f e c t i v e < / W o r k C e n t e r C a p a c i t y E f f e c t i v e > + 
+                 < W o r k C e n t e r C a p a c i t y E f f i c i e n c y   E l e m e n t T y p e = " C o l u m n "   E l e m e n t I d = " 1 4 6 0 2 4 9 9 6 4 "   D a t a T y p e = " D e c i m a l " > W o r k C e n t e r C a p a c i t y E f f i c i e n c y < / W o r k C e n t e r C a p a c i t y E f f i c i e n c y > + 
+                 < W o r k C e n t e r L o a d S t r T o t a l   E l e m e n t T y p e = " C o l u m n "   E l e m e n t I d = " 3 7 1 8 6 3 7 2 6 "   D a t a T y p e = " T e x t " > W o r k C e n t e r L o a d S t r T o t a l < / W o r k C e n t e r L o a d S t r T o t a l > + 
+                 < W o r k C e n t e r N a m e   E l e m e n t T y p e = " C o l u m n "   E l e m e n t I d = " 1 3 0 5 5 5 1 8 5 6 "   D a t a T y p e = " T e x t " > W o r k C e n t e r N a m e < / W o r k C e n t e r N a m e > + 
+                 < W o r k C e n t e r N o   E l e m e n t T y p e = " C o l u m n "   E l e m e n t I d = " 1 7 8 3 4 5 0 9 0 "   D a t a T y p e = " C o d e " > W o r k C e n t e r N o < / W o r k C e n t e r N o > + 
+                 < W o r k C e n t e r P r o d O r d e r N e e d Q t y   E l e m e n t T y p e = " C o l u m n "   E l e m e n t I d = " 1 7 4 0 6 7 0 3 1 0 "   D a t a T y p e = " D e c i m a l " > W o r k C e n t e r P r o d O r d e r N e e d Q t y < / W o r k C e n t e r P r o d O r d e r N e e d Q t y > + 
+                 < W o r k C e n t e r U O M C o d e   E l e m e n t T y p e = " C o l u m n "   E l e m e n t I d = " 1 3 5 7 4 0 8 8 5 "   D a t a T y p e = " C o d e " > W o r k C e n t e r U O M C o d e < / W o r k C e n t e r U O M C o d e > + 
+                 < M a c h i n e _ C e n t e r   E l e m e n t T y p e = " D a t a I t e m "   E l e m e n t I d = " 1 9 7 1 2 8 6 6 5 2 " > + 
+                     < M a c h i n e C e n t e r C a p a c i t y   E l e m e n t T y p e = " C o l u m n "   E l e m e n t I d = " 1 6 9 8 1 5 0 6 0 9 "   D a t a T y p e = " D e c i m a l " > M a c h i n e C e n t e r C a p a c i t y < / M a c h i n e C e n t e r C a p a c i t y > + 
+                     < M a c h i n e C e n t e r C a p a c i t y A v a i l a b l e   E l e m e n t T y p e = " C o l u m n "   E l e m e n t I d = " 1 2 7 1 1 9 8 2 3 4 "   D a t a T y p e = " D e c i m a l " > M a c h i n e C e n t e r C a p a c i t y A v a i l a b l e < / M a c h i n e C e n t e r C a p a c i t y A v a i l a b l e > + 
+                     < M a c h i n e C e n t e r C a p a c i t y E f f e c t i v e   E l e m e n t T y p e = " C o l u m n "   E l e m e n t I d = " 1 3 3 5 3 6 6 6 6 "   D a t a T y p e = " D e c i m a l " > M a c h i n e C e n t e r C a p a c i t y E f f e c t i v e < / M a c h i n e C e n t e r C a p a c i t y E f f e c t i v e > + 
+                     < M a c h i n e C e n t e r C a p a c i t y E f f i c i e n c y   E l e m e n t T y p e = " C o l u m n "   E l e m e n t I d = " 1 0 8 1 4 5 4 6 4 0 "   D a t a T y p e = " D e c i m a l " > M a c h i n e C e n t e r C a p a c i t y E f f i c i e n c y < / M a c h i n e C e n t e r C a p a c i t y E f f i c i e n c y > + 
+                     < M a c h i n e C e n t e r L o a d S t r T o t a l   E l e m e n t T y p e = " C o l u m n "   E l e m e n t I d = " 1 3 9 4 1 1 3 8 "   D a t a T y p e = " T e x t " > M a c h i n e C e n t e r L o a d S t r T o t a l < / M a c h i n e C e n t e r L o a d S t r T o t a l > + 
+                     < M a c h i n e C e n t e r N a m e   E l e m e n t T y p e = " C o l u m n "   E l e m e n t I d = " 7 7 0 8 8 4 2 2 8 "   D a t a T y p e = " T e x t " > M a c h i n e C e n t e r N a m e < / M a c h i n e C e n t e r N a m e > + 
+                     < M a c h i n e C e n t e r N o   E l e m e n t T y p e = " C o l u m n "   E l e m e n t I d = " 1 6 7 4 9 2 9 6 3 4 "   D a t a T y p e = " C o d e " > M a c h i n e C e n t e r N o < / M a c h i n e C e n t e r N o > + 
+                     < M a c h i n e C e n t e r P r o d O r d e r N e e d Q t y   E l e m e n t T y p e = " C o l u m n "   E l e m e n t I d = " 1 9 3 6 2 4 7 3 7 0 "   D a t a T y p e = " D e c i m a l " > M a c h i n e C e n t e r P r o d O r d e r N e e d Q t y < / M a c h i n e C e n t e r P r o d O r d e r N e e d Q t y >   
                  < / M a c h i n e _ C e n t e r >   

--- a/src/Layers/W1/BaseApp/Manufacturing/Reports/WorkMachineCenterLoad.docx
+++ b/src/Layers/W1/BaseApp/Manufacturing/Reports/WorkMachineCenterLoad.docx
@@ -4308,6 +4308,8 @@
  
              < R e p o r t N a m e > R e p o r t   N a m e < / R e p o r t N a m e >   
+             < R e p o r t C a p t i o n > R e p o r t   C a p t i o n < / R e p o r t C a p t i o n > + 
              < A b o u t T h i s R e p o r t T i t l e > A b o u t   T h i s   R e p o r t   T i t l e < / A b o u t T h i s R e p o r t T i t l e >   
              < A b o u t T h i s R e p o r t T e x t > A b o u t   T h i s   R e p o r t   T e x t < / A b o u t T h i s R e p o r t T e x t > @@ -4362,21 +4364,21 @@
  
              < C o m p a n y A d d r e s s L i n e s >   
-                 < C o m p a n y A d d r e s s L i n e > C o m p a n y   A d d r e s s   L i n e   1 < / C o m p a n y A d d r e s s L i n e > - 
-                 < C o m p a n y A d d r e s s L i n e > C o m p a n y   A d d r e s s   L i n e   2 < / C o m p a n y A d d r e s s L i n e > - 
-                 < C o m p a n y A d d r e s s L i n e > C o m p a n y   A d d r e s s   L i n e   3 < / C o m p a n y A d d r e s s L i n e > - 
-                 < C o m p a n y A d d r e s s L i n e > C o m p a n y   A d d r e s s   L i n e   4 < / C o m p a n y A d d r e s s L i n e > - 
-                 < C o m p a n y A d d r e s s L i n e > C o m p a n y   A d d r e s s   L i n e   5 < / C o m p a n y A d d r e s s L i n e > - 
-                 < C o m p a n y A d d r e s s L i n e > C o m p a n y   A d d r e s s   L i n e   6 < / C o m p a n y A d d r e s s L i n e > - 
-                 < C o m p a n y A d d r e s s L i n e > C o m p a n y   A d d r e s s   L i n e   7 < / C o m p a n y A d d r e s s L i n e > - 
-                 < C o m p a n y A d d r e s s L i n e > C o m p a n y   A d d r e s s   L i n e   8 < / C o m p a n y A d d r e s s L i n e > +                 < C o m p a n y A d d r e s s L i n e 1 > C o m p a n y   A d d r e s s   L i n e   1 < / C o m p a n y A d d r e s s L i n e 1 > + 
+                 < C o m p a n y A d d r e s s L i n e 2 > C o m p a n y   A d d r e s s   L i n e   2 < / C o m p a n y A d d r e s s L i n e 2 > + 
+                 < C o m p a n y A d d r e s s L i n e 3 > C o m p a n y   A d d r e s s   L i n e   3 < / C o m p a n y A d d r e s s L i n e 3 > + 
+                 < C o m p a n y A d d r e s s L i n e 4 > C o m p a n y   A d d r e s s   L i n e   4 < / C o m p a n y A d d r e s s L i n e 4 > + 
+                 < C o m p a n y A d d r e s s L i n e 5 > C o m p a n y   A d d r e s s   L i n e   5 < / C o m p a n y A d d r e s s L i n e 5 > + 
+                 < C o m p a n y A d d r e s s L i n e 6 > C o m p a n y   A d d r e s s   L i n e   6 < / C o m p a n y A d d r e s s L i n e 6 > + 
+                 < C o m p a n y A d d r e s s L i n e 7 > C o m p a n y   A d d r e s s   L i n e   7 < / C o m p a n y A d d r e s s L i n e 7 > + 
+                 < C o m p a n y A d d r e s s L i n e 8 > C o m p a n y   A d d r e s s   L i n e   8 < / C o m p a n y A d d r e s s L i n e 8 >   
              < / C o m p a n y A d d r e s s L i n e s >   
@@ -4609,6 +4611,8 @@
  
              < R e p o r t N a m e > R e p o r t   N a m e < / R e p o r t N a m e >   
+             < R e p o r t C a p t i o n > R e p o r t   C a p t i o n < / R e p o r t C a p t i o n > + 
              < A b o u t T h i s R e p o r t T i t l e > A b o u t   T h i s   R e p o r t   T i t l e < / A b o u t T h i s R e p o r t T i t l e >   
              < A b o u t T h i s R e p o r t T e x t > A b o u t   T h i s   R e p o r t   T e x t < / A b o u t T h i s R e p o r t T e x t > @@ -4663,21 +4667,21 @@
  
              < C o m p a n y A d d r e s s L i n e s >   
-                 < C o m p a n y A d d r e s s L i n e > C o m p a n y   A d d r e s s   L i n e   1 < / C o m p a n y A d d r e s s L i n e > - 
-                 < C o m p a n y A d d r e s s L i n e > C o m p a n y   A d d r e s s   L i n e   2 < / C o m p a n y A d d r e s s L i n e > - 
-                 < C o m p a n y A d d r e s s L i n e > C o m p a n y   A d d r e s s   L i n e   3 < / C o m p a n y A d d r e s s L i n e > - 
-                 < C o m p a n y A d d r e s s L i n e > C o m p a n y   A d d r e s s   L i n e   4 < / C o m p a n y A d d r e s s L i n e > - 
-                 < C o m p a n y A d d r e s s L i n e > C o m p a n y   A d d r e s s   L i n e   5 < / C o m p a n y A d d r e s s L i n e > - 
-                 < C o m p a n y A d d r e s s L i n e > C o m p a n y   A d d r e s s   L i n e   6 < / C o m p a n y A d d r e s s L i n e > - 
-                 < C o m p a n y A d d r e s s L i n e > C o m p a n y   A d d r e s s   L i n e   7 < / C o m p a n y A d d r e s s L i n e > - 
-                 < C o m p a n y A d d r e s s L i n e > C o m p a n y   A d d r e s s   L i n e   8 < / C o m p a n y A d d r e s s L i n e > +                 < C o m p a n y A d d r e s s L i n e 1 > C o m p a n y   A d d r e s s   L i n e   1 < / C o m p a n y A d d r e s s L i n e 1 > + 
+                 < C o m p a n y A d d r e s s L i n e 2 > C o m p a n y   A d d r e s s   L i n e   2 < / C o m p a n y A d d r e s s L i n e 2 > + 
+                 < C o m p a n y A d d r e s s L i n e 3 > C o m p a n y   A d d r e s s   L i n e   3 < / C o m p a n y A d d r e s s L i n e 3 > + 
+                 < C o m p a n y A d d r e s s L i n e 4 > C o m p a n y   A d d r e s s   L i n e   4 < / C o m p a n y A d d r e s s L i n e 4 > + 
+                 < C o m p a n y A d d r e s s L i n e 5 > C o m p a n y   A d d r e s s   L i n e   5 < / C o m p a n y A d d r e s s L i n e 5 > + 
+                 < C o m p a n y A d d r e s s L i n e 6 > C o m p a n y   A d d r e s s   L i n e   6 < / C o m p a n y A d d r e s s L i n e 6 > + 
+                 < C o m p a n y A d d r e s s L i n e 7 > C o m p a n y   A d d r e s s   L i n e   7 < / C o m p a n y A d d r e s s L i n e 7 > + 
+                 < C o m p a n y A d d r e s s L i n e 8 > C o m p a n y   A d d r e s s   L i n e   8 < / C o m p a n y A d d r e s s L i n e 8 >   
              < / C o m p a n y A d d r e s s L i n e s >   

--- a/src/Layers/W1/BaseApp/Manufacturing/Reports/WorkMachineCenterLoad.docx
+++ b/src/Layers/W1/BaseApp/Manufacturing/Reports/WorkMachineCenterLoad.docx
@@ -4308,8 +4308,6 @@
  
              < R e p o r t N a m e > R e p o r t   N a m e < / R e p o r t N a m e >   
-             < R e p o r t C a p t i o n > R e p o r t   C a p t i o n < / R e p o r t C a p t i o n > - 
              < A b o u t T h i s R e p o r t T i t l e > A b o u t   T h i s   R e p o r t   T i t l e < / A b o u t T h i s R e p o r t T i t l e >   
              < A b o u t T h i s R e p o r t T e x t > A b o u t   T h i s   R e p o r t   T e x t < / A b o u t T h i s R e p o r t T e x t > @@ -4356,84 +4354,6 @@
  
          < / R e p o r t R e q u e s t >   
-         < C o m p a n y M e t a d a t a > - 
-             < C o m p a n y N a m e > C o m p a n y   N a m e < / C o m p a n y N a m e > - 
-             < C o m p a n y D i s p l a y N a m e > C o m p a n y   D i s p l a y   N a m e < / C o m p a n y D i s p l a y N a m e > - 
-             < C o m p a n y A d d r e s s L i n e s > - 
-                 < C o m p a n y A d d r e s s L i n e 1 > C o m p a n y   A d d r e s s   L i n e   1 < / C o m p a n y A d d r e s s L i n e 1 > - 
-                 < C o m p a n y A d d r e s s L i n e 2 > C o m p a n y   A d d r e s s   L i n e   2 < / C o m p a n y A d d r e s s L i n e 2 > - 
-                 < C o m p a n y A d d r e s s L i n e 3 > C o m p a n y   A d d r e s s   L i n e   3 < / C o m p a n y A d d r e s s L i n e 3 > - 
-                 < C o m p a n y A d d r e s s L i n e 4 > C o m p a n y   A d d r e s s   L i n e   4 < / C o m p a n y A d d r e s s L i n e 4 > - 
-                 < C o m p a n y A d d r e s s L i n e 5 > C o m p a n y   A d d r e s s   L i n e   5 < / C o m p a n y A d d r e s s L i n e 5 > - 
-                 < C o m p a n y A d d r e s s L i n e 6 > C o m p a n y   A d d r e s s   L i n e   6 < / C o m p a n y A d d r e s s L i n e 6 > - 
-                 < C o m p a n y A d d r e s s L i n e 7 > C o m p a n y   A d d r e s s   L i n e   7 < / C o m p a n y A d d r e s s L i n e 7 > - 
-                 < C o m p a n y A d d r e s s L i n e 8 > C o m p a n y   A d d r e s s   L i n e   8 < / C o m p a n y A d d r e s s L i n e 8 > - 
-             < / C o m p a n y A d d r e s s L i n e s > - 
-             < C o m p a n y P h o n e > C o m p a n y   P h o n e < / C o m p a n y P h o n e > - 
-             < C o m p a n y P h o n e C a p t i o n > C o m p a n y   P h o n e   C a p t i o n < / C o m p a n y P h o n e C a p t i o n > - 
-             < C o m p a n y F a x N o > C o m p a n y   F a x   N o . < / C o m p a n y F a x N o > - 
-             < C o m p a n y F a x N o C a p t i o n > C o m p a n y   F a x   N o .   C a p t i o n < / C o m p a n y F a x N o C a p t i o n > - 
-             < C o m p a n y E m a i l > C o m p a n y   E m a i l < / C o m p a n y E m a i l > - 
-             < C o m p a n y E m a i l C a p t i o n > C o m p a n y   E m a i l   C a p t i o n < / C o m p a n y E m a i l C a p t i o n > - 
-             < C o m p a n y H o m e P a g e > C o m p a n y   H o m e   P a g e < / C o m p a n y H o m e P a g e > - 
-             < C o m p a n y H o m e P a g e C a p t i o n > C o m p a n y   H o m e   P a g e   C a p t i o n < / C o m p a n y H o m e P a g e C a p t i o n > - 
-             < C o m p a n y L o g o > C o m p a n y   L o g o < / C o m p a n y L o g o > - 
-             < C o m p a n y V A T R e g i s t r a t i o n N o > C o m p a n y   V A T   R e g i s t r a t i o n   N o . < / C o m p a n y V A T R e g i s t r a t i o n N o > - 
-             < C o m p a n y V A T R e g i s t r a t i o n N o C a p t i o n > C o m p a n y   V A T   R e g i s t r a t i o n   N o .   C a p t i o n < / C o m p a n y V A T R e g i s t r a t i o n N o C a p t i o n > - 
-             < C o m p a n y R e g i s t r a t i o n N o > C o m p a n y   R e g i s t r a t i o n   N o . < / C o m p a n y R e g i s t r a t i o n N o > - 
-             < C o m p a n y R e g i s t r a t i o n N o C a p t i o n > C o m p a n y   R e g i s t r a t i o n   N o .   C a p t i o n < / C o m p a n y R e g i s t r a t i o n N o C a p t i o n > - 
-             < C o m p a n y B a n k N a m e > C o m p a n y   B a n k   N a m e < / C o m p a n y B a n k N a m e > - 
-             < C o m p a n y B a n k N a m e C a p t i o n > C o m p a n y   B a n k   N a m e   C a p t i o n < / C o m p a n y B a n k N a m e C a p t i o n > - 
-             < C o m p a n y B a n k A c c o u n t N o > C o m p a n y   B a n k   A c c o u n t   N o . < / C o m p a n y B a n k A c c o u n t N o > - 
-             < C o m p a n y B a n k A c c o u n t N o C a p t i o n > C o m p a n y   B a n k   A c c o u n t   N o .   C a p t i o n < / C o m p a n y B a n k A c c o u n t N o C a p t i o n > - 
-             < C o m p a n y B a n k B r a n c h N o > C o m p a n y   B a n k   B r a n c h   N o . < / C o m p a n y B a n k B r a n c h N o > - 
-             < C o m p a n y B a n k B r a n c h N o C a p t i o n > C o m p a n y   B a n k   B r a n c h   N o .   C a p t i o n < / C o m p a n y B a n k B r a n c h N o C a p t i o n > - 
-             < C o m p a n y I B A N > C o m p a n y   I B A N < / C o m p a n y I B A N > - 
-             < C o m p a n y I B A N C a p t i o n > C o m p a n y   I B A N   C a p t i o n < / C o m p a n y I B A N C a p t i o n > - 
-             < C o m p a n y B a n k S W I F T > C o m p a n y   B a n k   S W I F T < / C o m p a n y B a n k S W I F T > - 
-             < C o m p a n y B a n k S W I F T C a p t i o n > C o m p a n y   B a n k   S W I F T   C a p t i o n < / C o m p a n y B a n k S W I F T C a p t i o n > - 
-             < C o m p a n y G i r o N o > C o m p a n y   G i r o   N o . < / C o m p a n y G i r o N o > - 
-             < C o m p a n y G i r o N o C a p t i o n > C o m p a n y   G i r o   N o .   C a p t i o n < / C o m p a n y G i r o N o C a p t i o n > - 
-         < / C o m p a n y M e t a d a t a > - 
      < / B C R e p o r t I n f o r m a t i o n >   
      < L a b e l s > @@ -4579,367 +4499,6 @@
                      < M a c h i n e C e n t e r N o > M a c h i n e C e n t e r N o < / M a c h i n e C e n t e r N o >   
                      < M a c h i n e C e n t e r P r o d O r d e r N e e d Q t y > M a c h i n e C e n t e r P r o d O r d e r N e e d Q t y < / M a c h i n e C e n t e r P r o d O r d e r N e e d Q t y > - 
-                 < / M a c h i n e _ C e n t e r > - 
-             < / W o r k _ C e n t e r > - 
-         < / P e r i o d D a t e s > - 
-     < / W o r k _ C e n t e r _ G r o u p > - 
- < / N a v W o r d R e p o r t X m l P a r t > 
-</file>
-
-<file path=customXml/item4.xml>��< ? x m l   v e r s i o n = " 1 . 0 "   e n c o d i n g = " u t f - 1 6 " ? > - 
- < N a v W o r d R e p o r t X m l P a r t   x m l n s = " u r n : m i c r o s o f t - d y n a m i c s - b u s i n e s s c e n t r a l / i n t e r n a l / e x t e n d e d / r e p o r t s / W o r k _ M a c h i n e _ C e n t e r _ L o a d / 9 9 0 0 0 7 9 2 / " > - 
-     < B C R e p o r t I n f o r m a t i o n > - 
-         < R e p o r t M e t a d a t a > - 
-             < E x t e n s i o n I d > E x t e n s i o n   I D < / E x t e n s i o n I d > - 
-             < E x t e n s i o n N a m e > E x t e n s i o n   N a m e < / E x t e n s i o n N a m e > - 
-             < E x t e n s i o n P u b l i s h e r > E x t e n s i o n   P u b l i s h e r < / E x t e n s i o n P u b l i s h e r > - 
-             < E x t e n s i o n V e r s i o n > E x t e n s i o n   V e r s i o n < / E x t e n s i o n V e r s i o n > - 
-             < R e p o r t I d > R e p o r t   I D < / R e p o r t I d > - 
-             < R e p o r t N a m e > R e p o r t   N a m e < / R e p o r t N a m e > - 
-             < R e p o r t C a p t i o n > R e p o r t   C a p t i o n < / R e p o r t C a p t i o n > - 
-             < A b o u t T h i s R e p o r t T i t l e > A b o u t   T h i s   R e p o r t   T i t l e < / A b o u t T h i s R e p o r t T i t l e > - 
-             < A b o u t T h i s R e p o r t T e x t > A b o u t   T h i s   R e p o r t   T e x t < / A b o u t T h i s R e p o r t T e x t > - 
-             < R e p o r t H e l p L i n k > R e p o r t   H e l p   L i n k < / R e p o r t H e l p L i n k > - 
-         < / R e p o r t M e t a d a t a > - 
-         < R e p o r t R e q u e s t > - 
-             < T e n a n t E n t r a I d > T e n a n t   E n t r a   I d < / T e n a n t E n t r a I d > - 
-             < E n v i r o n m e n t N a m e > E n v i r o n m e n t   N a m e < / E n v i r o n m e n t N a m e > - 
-             < E n v i r o n m e n t T y p e > E n v i r o n m e n t   T y p e < / E n v i r o n m e n t T y p e > - 
-             < C o m p a n y N a m e > C o m p a n y   N a m e < / C o m p a n y N a m e > - 
-             < C o m p a n y D i s p l a y N a m e > C o m p a n y   D i s p l a y   N a m e < / C o m p a n y D i s p l a y N a m e > - 
-             < C o m p a n y I d > C o m p a n y   I D < / C o m p a n y I d > - 
-             < U s e r N a m e > U s e r   N a m e < / U s e r N a m e > - 
-             < D a t e A n d T i m e > D a t e   a n d   T i m e < / D a t e A n d T i m e > - 
-             < L a n g u a g e > L a n g u a g e < / L a n g u a g e > - 
-             < F o r m a t R e g i o n > F o r m a t   R e g i o n < / F o r m a t R e g i o n > - 
-             < D a t e T i m e V a l u e s > - 
-                 < Y e a r > Y e a r < / Y e a r > - 
-                 < M o n t h N u m b e r > M o n t h   N u m b e r < / M o n t h N u m b e r > - 
-                 < D a y N u m b e r > D a y   N u m b e r < / D a y N u m b e r > - 
-                 < H o u r > H o u r < / H o u r > - 
-                 < M i n u t e > M i n u t e < / M i n u t e > - 
-             < / D a t e T i m e V a l u e s > - 
-         < / R e p o r t R e q u e s t > - 
-         < C o m p a n y M e t a d a t a > - 
-             < C o m p a n y N a m e > C o m p a n y   N a m e < / C o m p a n y N a m e > - 
-             < C o m p a n y D i s p l a y N a m e > C o m p a n y   D i s p l a y   N a m e < / C o m p a n y D i s p l a y N a m e > - 
-             < C o m p a n y A d d r e s s L i n e s > - 
-                 < C o m p a n y A d d r e s s L i n e 1 > C o m p a n y   A d d r e s s   L i n e   1 < / C o m p a n y A d d r e s s L i n e 1 > - 
-                 < C o m p a n y A d d r e s s L i n e 2 > C o m p a n y   A d d r e s s   L i n e   2 < / C o m p a n y A d d r e s s L i n e 2 > - 
-                 < C o m p a n y A d d r e s s L i n e 3 > C o m p a n y   A d d r e s s   L i n e   3 < / C o m p a n y A d d r e s s L i n e 3 > - 
-                 < C o m p a n y A d d r e s s L i n e 4 > C o m p a n y   A d d r e s s   L i n e   4 < / C o m p a n y A d d r e s s L i n e 4 > - 
-                 < C o m p a n y A d d r e s s L i n e 5 > C o m p a n y   A d d r e s s   L i n e   5 < / C o m p a n y A d d r e s s L i n e 5 > - 
-                 < C o m p a n y A d d r e s s L i n e 6 > C o m p a n y   A d d r e s s   L i n e   6 < / C o m p a n y A d d r e s s L i n e 6 > - 
-                 < C o m p a n y A d d r e s s L i n e 7 > C o m p a n y   A d d r e s s   L i n e   7 < / C o m p a n y A d d r e s s L i n e 7 > - 
-                 < C o m p a n y A d d r e s s L i n e 8 > C o m p a n y   A d d r e s s   L i n e   8 < / C o m p a n y A d d r e s s L i n e 8 > - 
-             < / C o m p a n y A d d r e s s L i n e s > - 
-             < C o m p a n y P h o n e > C o m p a n y   P h o n e < / C o m p a n y P h o n e > - 
-             < C o m p a n y P h o n e C a p t i o n > C o m p a n y   P h o n e   C a p t i o n < / C o m p a n y P h o n e C a p t i o n > - 
-             < C o m p a n y F a x N o > C o m p a n y   F a x   N o . < / C o m p a n y F a x N o > - 
-             < C o m p a n y F a x N o C a p t i o n > C o m p a n y   F a x   N o .   C a p t i o n < / C o m p a n y F a x N o C a p t i o n > - 
-             < C o m p a n y E m a i l > C o m p a n y   E m a i l < / C o m p a n y E m a i l > - 
-             < C o m p a n y E m a i l C a p t i o n > C o m p a n y   E m a i l   C a p t i o n < / C o m p a n y E m a i l C a p t i o n > - 
-             < C o m p a n y H o m e P a g e > C o m p a n y   H o m e   P a g e < / C o m p a n y H o m e P a g e > - 
-             < C o m p a n y H o m e P a g e C a p t i o n > C o m p a n y   H o m e   P a g e   C a p t i o n < / C o m p a n y H o m e P a g e C a p t i o n > - 
-             < C o m p a n y L o g o > C o m p a n y   L o g o < / C o m p a n y L o g o > - 
-             < C o m p a n y V A T R e g i s t r a t i o n N o > C o m p a n y   V A T   R e g i s t r a t i o n   N o . < / C o m p a n y V A T R e g i s t r a t i o n N o > - 
-             < C o m p a n y V A T R e g i s t r a t i o n N o C a p t i o n > C o m p a n y   V A T   R e g i s t r a t i o n   N o .   C a p t i o n < / C o m p a n y V A T R e g i s t r a t i o n N o C a p t i o n > - 
-             < C o m p a n y R e g i s t r a t i o n N o > C o m p a n y   R e g i s t r a t i o n   N o . < / C o m p a n y R e g i s t r a t i o n N o > - 
-             < C o m p a n y R e g i s t r a t i o n N o C a p t i o n > C o m p a n y   R e g i s t r a t i o n   N o .   C a p t i o n < / C o m p a n y R e g i s t r a t i o n N o C a p t i o n > - 
-             < C o m p a n y B a n k N a m e > C o m p a n y   B a n k   N a m e < / C o m p a n y B a n k N a m e > - 
-             < C o m p a n y B a n k N a m e C a p t i o n > C o m p a n y   B a n k   N a m e   C a p t i o n < / C o m p a n y B a n k N a m e C a p t i o n > - 
-             < C o m p a n y B a n k A c c o u n t N o > C o m p a n y   B a n k   A c c o u n t   N o . < / C o m p a n y B a n k A c c o u n t N o > - 
-             < C o m p a n y B a n k A c c o u n t N o C a p t i o n > C o m p a n y   B a n k   A c c o u n t   N o .   C a p t i o n < / C o m p a n y B a n k A c c o u n t N o C a p t i o n > - 
-             < C o m p a n y B a n k B r a n c h N o > C o m p a n y   B a n k   B r a n c h   N o . < / C o m p a n y B a n k B r a n c h N o > - 
-             < C o m p a n y B a n k B r a n c h N o C a p t i o n > C o m p a n y   B a n k   B r a n c h   N o .   C a p t i o n < / C o m p a n y B a n k B r a n c h N o C a p t i o n > - 
-             < C o m p a n y I B A N > C o m p a n y   I B A N < / C o m p a n y I B A N > - 
-             < C o m p a n y I B A N C a p t i o n > C o m p a n y   I B A N   C a p t i o n < / C o m p a n y I B A N C a p t i o n > - 
-             < C o m p a n y B a n k S W I F T > C o m p a n y   B a n k   S W I F T < / C o m p a n y B a n k S W I F T > - 
-             < C o m p a n y B a n k S W I F T C a p t i o n > C o m p a n y   B a n k   S W I F T   C a p t i o n < / C o m p a n y B a n k S W I F T C a p t i o n > - 
-             < C o m p a n y G i r o N o > C o m p a n y   G i r o   N o . < / C o m p a n y G i r o N o > - 
-             < C o m p a n y G i r o N o C a p t i o n > C o m p a n y   G i r o   N o .   C a p t i o n < / C o m p a n y G i r o N o C a p t i o n > - 
-         < / C o m p a n y M e t a d a t a > - 
-     < / B C R e p o r t I n f o r m a t i o n > - 
-     < L a b e l s > - 
-         < A b o u t T h e R e p o r t L a b e l   E l e m e n t T y p e = " P a r a m e t e r "   E l e m e n t I d = " 1 6 7 7 9 2 0 0 1 "   D a t a T y p e = " S t r i n g " > A b o u t T h e R e p o r t L a b e l < / A b o u t T h e R e p o r t L a b e l > - 
-         < A v a i l a b l e   E l e m e n t T y p e = " P a r a m e t e r "   E l e m e n t I d = " 1 7 7 2 6 0 0 7 3 2 "   D a t a T y p e = " S t r i n g " > A v a i l a b l e < / A v a i l a b l e > - 
-         < B a r T x t   E l e m e n t T y p e = " P a r a m e t e r "   E l e m e n t I d = " 1 8 9 4 6 6 5 6 0 4 "   D a t a T y p e = " S t r i n g " > B a r T x t < / B a r T x t > - 
-         < B a r T x t 2   E l e m e n t T y p e = " P a r a m e t e r "   E l e m e n t I d = " 2 1 1 0 6 1 2 5 7 0 "   D a t a T y p e = " S t r i n g " > B a r T x t 2 < / B a r T x t 2 > - 
-         < C o m p a n y L a b e l   E l e m e n t T y p e = " P a r a m e t e r "   E l e m e n t I d = " 3 4 6 7 6 0 3 4 8 "   D a t a T y p e = " S t r i n g " > C o m p a n y L a b e l < / C o m p a n y L a b e l > - 
-         < D a t a R e t r i e v e d   E l e m e n t T y p e = " P a r a m e t e r "   E l e m e n t I d = " 2 9 1 9 1 1 8 0 7 "   D a t a T y p e = " S t r i n g " > D a t a R e t r i e v e d < / D a t a R e t r i e v e d > - 
-         < D o c u m e n t a t i o n L a b e l   E l e m e n t T y p e = " P a r a m e t e r "   E l e m e n t I d = " 1 7 3 8 9 2 4 8 1 5 "   D a t a T y p e = " S t r i n g " > D o c u m e n t a t i o n L a b e l < / D o c u m e n t a t i o n L a b e l > - 
-         < E n v i r o n m e n t L a b e l   E l e m e n t T y p e = " P a r a m e t e r "   E l e m e n t I d = " 8 1 8 8 1 6 5 9 0 "   D a t a T y p e = " S t r i n g " > E n v i r o n m e n t L a b e l < / E n v i r o n m e n t L a b e l > - 
-         < E x p e c t e d E f f i c i e n c y   E l e m e n t T y p e = " P a r a m e t e r "   E l e m e n t I d = " 1 9 3 7 0 0 5 4 6 8 "   D a t a T y p e = " S t r i n g " > E x p e c t e d E f f i c i e n c y < / E x p e c t e d E f f i c i e n c y > - 
-         < L o a d   E l e m e n t T y p e = " P a r a m e t e r "   E l e m e n t I d = " 5 0 0 4 0 8 2 1 9 "   D a t a T y p e = " S t r i n g " > L o a d < / L o a d > - 
-         < M a c h i n e C e n t e r C a p a c i t y C a p t i o n   E l e m e n t T y p e = " P a r a m e t e r "   E l e m e n t I d = " 1 6 9 8 1 5 0 6 0 9 "   D a t a T y p e = " S t r i n g " > M a c h i n e C e n t e r C a p a c i t y C a p t i o n < / M a c h i n e C e n t e r C a p a c i t y C a p t i o n > - 
-         < M a c h i n e C e n t e r C a p a c i t y E f f e c t i v e C a p t i o n   E l e m e n t T y p e = " P a r a m e t e r "   E l e m e n t I d = " 1 3 3 5 3 6 6 6 6 "   D a t a T y p e = " S t r i n g " > M a c h i n e C e n t e r C a p a c i t y E f f e c t i v e C a p t i o n < / M a c h i n e C e n t e r C a p a c i t y E f f e c t i v e C a p t i o n > - 
-         < M a c h i n e C e n t e r L o a d   E l e m e n t T y p e = " P a r a m e t e r "   E l e m e n t I d = " 7 2 0 5 9 5 3 0 7 "   D a t a T y p e = " S t r i n g " > M a c h i n e C e n t e r L o a d < / M a c h i n e C e n t e r L o a d > - 
-         < M a c h i n e C e n t e r L o a d A n a l y s i s   E l e m e n t T y p e = " P a r a m e t e r "   E l e m e n t I d = " 2 7 9 2 4 9 3 7 "   D a t a T y p e = " S t r i n g " > M a c h i n e C e n t e r L o a d A n a l y s i s < / M a c h i n e C e n t e r L o a d A n a l y s i s > - 
-         < M a c h i n e C e n t e r L o a d P r i n t   E l e m e n t T y p e = " P a r a m e t e r "   E l e m e n t I d = " 1 6 7 9 1 7 3 4 8 4 "   D a t a T y p e = " S t r i n g " > M a c h i n e C e n t e r L o a d P r i n t < / M a c h i n e C e n t e r L o a d P r i n t > - 
-         < M a c h i n e C e n t e r N a m e C a p t i o n   E l e m e n t T y p e = " P a r a m e t e r "   E l e m e n t I d = " 7 7 0 8 8 4 2 2 8 "   D a t a T y p e = " S t r i n g " > M a c h i n e C e n t e r N a m e C a p t i o n < / M a c h i n e C e n t e r N a m e C a p t i o n > - 
-         < M a c h i n e C e n t e r N o C a p t i o n   E l e m e n t T y p e = " P a r a m e t e r "   E l e m e n t I d = " 1 6 7 4 9 2 9 6 3 4 "   D a t a T y p e = " S t r i n g " > M a c h i n e C e n t e r N o C a p t i o n < / M a c h i n e C e n t e r N o C a p t i o n > - 
-         < M a c h i n e C e n t e r P r o d O r d e r N e e d Q t y C a p t i o n   E l e m e n t T y p e = " P a r a m e t e r "   E l e m e n t I d = " 1 9 3 6 2 4 7 3 7 0 "   D a t a T y p e = " S t r i n g " > M a c h i n e C e n t e r P r o d O r d e r N e e d Q t y C a p t i o n < / M a c h i n e C e n t e r P r o d O r d e r N e e d Q t y C a p t i o n > - 
-         < P a g e   E l e m e n t T y p e = " P a r a m e t e r "   E l e m e n t I d = " 1 7 0 8 5 7 3 7 5 4 "   D a t a T y p e = " S t r i n g " > P a g e < / P a g e > - 
-         < P e r i o d E n d i n g D a t e C a p t i o n   E l e m e n t T y p e = " P a r a m e t e r "   E l e m e n t I d = " 1 8 9 0 6 2 3 2 8 3 "   D a t a T y p e = " S t r i n g " > P e r i o d E n d i n g D a t e C a p t i o n < / P e r i o d E n d i n g D a t e C a p t i o n > - 
-         < P e r i o d S t a r t i n g D a t e C a p t i o n   E l e m e n t T y p e = " P a r a m e t e r "   E l e m e n t I d = " 1 8 4 1 7 9 0 0 8 6 "   D a t a T y p e = " S t r i n g " > P e r i o d S t a r t i n g D a t e C a p t i o n < / P e r i o d S t a r t i n g D a t e C a p t i o n > - 
-         < R e p o r t N a m e L a b e l   E l e m e n t T y p e = " P a r a m e t e r "   E l e m e n t I d = " 1 0 2 2 2 9 2 9 8 2 "   D a t a T y p e = " S t r i n g " > R e p o r t N a m e L a b e l < / R e p o r t N a m e L a b e l > - 
-         < R u n O n L a b e l   E l e m e n t T y p e = " P a r a m e t e r "   E l e m e n t I d = " 1 1 1 9 0 3 7 5 9 5 "   D a t a T y p e = " S t r i n g " > R u n O n L a b e l < / R u n O n L a b e l > - 
-         < U s e r L a b e l   E l e m e n t T y p e = " P a r a m e t e r "   E l e m e n t I d = " 8 4 8 8 1 6 7 9 4 "   D a t a T y p e = " S t r i n g " > U s e r L a b e l < / U s e r L a b e l > - 
-         < W o r k C e n t e r C a p a c i t y C a p t i o n   E l e m e n t T y p e = " P a r a m e t e r "   E l e m e n t I d = " 1 7 2 8 6 8 8 3 8 1 "   D a t a T y p e = " S t r i n g " > W o r k C e n t e r C a p a c i t y C a p t i o n < / W o r k C e n t e r C a p a c i t y C a p t i o n > - 
-         < W o r k C e n t e r C a p a c i t y E f f e c t i v e C a p t i o n   E l e m e n t T y p e = " P a r a m e t e r "   E l e m e n t I d = " 1 5 2 7 5 0 7 6 8 6 "   D a t a T y p e = " S t r i n g " > W o r k C e n t e r C a p a c i t y E f f e c t i v e C a p t i o n < / W o r k C e n t e r C a p a c i t y E f f e c t i v e C a p t i o n > - 
-         < W o r k C e n t e r G r o u p C o d e C a p t i o n   E l e m e n t T y p e = " P a r a m e t e r "   E l e m e n t I d = " 9 6 7 9 9 7 3 7 3 "   D a t a T y p e = " S t r i n g " > W o r k C e n t e r G r o u p C o d e C a p t i o n < / W o r k C e n t e r G r o u p C o d e C a p t i o n > - 
-         < W o r k C e n t e r G r o u p C o d e L a b e l   E l e m e n t T y p e = " P a r a m e t e r "   E l e m e n t I d = " 1 4 4 2 7 8 3 9 9 7 "   D a t a T y p e = " S t r i n g " > W o r k C e n t e r G r o u p C o d e L a b e l < / W o r k C e n t e r G r o u p C o d e L a b e l > - 
-         < W o r k C e n t e r G r o u p N a m e C a p t i o n   E l e m e n t T y p e = " P a r a m e t e r "   E l e m e n t I d = " 8 0 2 6 5 6 9 8 5 "   D a t a T y p e = " S t r i n g " > W o r k C e n t e r G r o u p N a m e C a p t i o n < / W o r k C e n t e r G r o u p N a m e C a p t i o n > - 
-         < W o r k C e n t e r G r o u p N a m e L a b e l   E l e m e n t T y p e = " P a r a m e t e r "   E l e m e n t I d = " 1 8 3 3 0 8 5 6 9 "   D a t a T y p e = " S t r i n g " > W o r k C e n t e r G r o u p N a m e L a b e l < / W o r k C e n t e r G r o u p N a m e L a b e l > - 
-         < W o r k C e n t e r L o a d   E l e m e n t T y p e = " P a r a m e t e r "   E l e m e n t I d = " 1 9 8 2 9 2 6 5 6 9 "   D a t a T y p e = " S t r i n g " > W o r k C e n t e r L o a d < / W o r k C e n t e r L o a d > - 
-         < W o r k C e n t e r L o a d A n a l y s i s   E l e m e n t T y p e = " P a r a m e t e r "   E l e m e n t I d = " 1 2 9 7 3 8 9 5 5 7 "   D a t a T y p e = " S t r i n g " > W o r k C e n t e r L o a d A n a l y s i s < / W o r k C e n t e r L o a d A n a l y s i s > - 
-         < W o r k C e n t e r L o a d P r i n t   E l e m e n t T y p e = " P a r a m e t e r "   E l e m e n t I d = " 1 1 4 7 9 8 6 4 "   D a t a T y p e = " S t r i n g " > W o r k C e n t e r L o a d P r i n t < / W o r k C e n t e r L o a d P r i n t > - 
-         < W o r k C e n t e r N a m e C a p t i o n   E l e m e n t T y p e = " P a r a m e t e r "   E l e m e n t I d = " 1 3 0 5 5 5 1 8 5 6 "   D a t a T y p e = " S t r i n g " > W o r k C e n t e r N a m e C a p t i o n < / W o r k C e n t e r N a m e C a p t i o n > - 
-         < W o r k C e n t e r N a m e L a b e l   E l e m e n t T y p e = " P a r a m e t e r "   E l e m e n t I d = " 1 3 9 7 0 4 3 1 1 4 "   D a t a T y p e = " S t r i n g " > W o r k C e n t e r N a m e L a b e l < / W o r k C e n t e r N a m e L a b e l > - 
-         < W o r k C e n t e r N o C a p t i o n   E l e m e n t T y p e = " P a r a m e t e r "   E l e m e n t I d = " 1 7 8 3 4 5 0 9 0 "   D a t a T y p e = " S t r i n g " > W o r k C e n t e r N o C a p t i o n < / W o r k C e n t e r N o C a p t i o n > - 
-         < W o r k C e n t e r N o L a b e l   E l e m e n t T y p e = " P a r a m e t e r "   E l e m e n t I d = " 1 6 2 2 5 0 4 5 2 0 "   D a t a T y p e = " S t r i n g " > W o r k C e n t e r N o L a b e l < / W o r k C e n t e r N o L a b e l > - 
-         < W o r k C e n t e r P r o d O r d e r N e e d Q t y C a p t i o n   E l e m e n t T y p e = " P a r a m e t e r "   E l e m e n t I d = " 1 7 4 0 6 7 0 3 1 0 "   D a t a T y p e = " S t r i n g " > W o r k C e n t e r P r o d O r d e r N e e d Q t y C a p t i o n < / W o r k C e n t e r P r o d O r d e r N e e d Q t y C a p t i o n > - 
-         < W o r k C e n t e r U O M C o d e C a p t i o n   E l e m e n t T y p e = " P a r a m e t e r "   E l e m e n t I d = " 1 3 5 7 4 0 8 8 5 "   D a t a T y p e = " S t r i n g " > W o r k C e n t e r U O M C o d e C a p t i o n < / W o r k C e n t e r U O M C o d e C a p t i o n > - 
-         < W o r k M a c h i n e C e n t e r L o a d   E l e m e n t T y p e = " P a r a m e t e r "   E l e m e n t I d = " 1 4 7 9 4 8 4 3 8 8 "   D a t a T y p e = " S t r i n g " > W o r k M a c h i n e C e n t e r L o a d < / W o r k M a c h i n e C e n t e r L o a d > - 
-     < / L a b e l s > - 
-     < T o o l t i p s > - 
-         < T o o l t i p   c o l u m n = " W o r k C e n t e r G r o u p C o d e "   E l e m e n t I d = " 9 6 7 9 9 7 3 7 3 " > - 
-             < T o o l t i p T e x t   l a n g = " e n - U S " > S p e c i f i e s   t h e   c o d e   f o r   t h e   w o r k   c e n t e r   g r o u p . < / T o o l t i p T e x t > - 
-         < / T o o l t i p > - 
-         < T o o l t i p   c o l u m n = " W o r k C e n t e r G r o u p N a m e "   E l e m e n t I d = " 8 0 2 6 5 6 9 8 5 " > - 
-             < T o o l t i p T e x t   l a n g = " e n - U S " > S p e c i f i e s   a   n a m e   f o r   t h e   w o r k   c e n t e r   g r o u p . < / T o o l t i p T e x t > - 
-         < / T o o l t i p > - 
-         < T o o l t i p   c o l u m n = " W o r k C e n t e r N o "   E l e m e n t I d = " 1 7 8 3 4 5 0 9 0 " > - 
-             < T o o l t i p T e x t   l a n g = " e n - U S " > S p e c i f i e s   t h e   n u m b e r   o f   t h e   i n v o l v e d   e n t r y   o r   r e c o r d ,   a c c o r d i n g   t o   t h e   s p e c i f i e d   n u m b e r   s e r i e s . < / T o o l t i p T e x t > - 
-         < / T o o l t i p > - 
-         < T o o l t i p   c o l u m n = " W o r k C e n t e r N a m e "   E l e m e n t I d = " 1 3 0 5 5 5 1 8 5 6 " > - 
-             < T o o l t i p T e x t   l a n g = " e n - U S " > S p e c i f i e s   t h e   n a m e   o f   t h e   w o r k   c e n t e r . < / T o o l t i p T e x t > - 
-         < / T o o l t i p > - 
-         < T o o l t i p   c o l u m n = " W o r k C e n t e r C a p a c i t y "   E l e m e n t I d = " 1 7 2 8 6 8 8 3 8 1 " > - 
-             < T o o l t i p T e x t   l a n g = " e n - U S " > S p e c i f i e s   t h e   a m o u n t   o f   w o r k   t h a t   c a n   b e   d o n e   i n   a   s p e c i f i e d   t i m e   p e r i o d .   T h e   c a p a c i t y   o f   a   w o r k   c e n t e r   i n d i c a t e s   h o w   m a n y   m a c h i n e s   o r   p e r s o n s   a r e   w o r k i n g   a t   t h e   s a m e   t i m e .   I f   y o u   e n t e r   2 ,   f o r   e x a m p l e ,   t h e   w o r k   c e n t e r   w i l l   t a k e   h a l f   o f   t h e   t i m e   c o m p a r e d   t o   a   w o r k   c e n t e r   w i t h   t h e   c a p a c i t y   o f   1 . < / T o o l t i p T e x t > - 
-         < / T o o l t i p > - 
-         < T o o l t i p   c o l u m n = " W o r k C e n t e r U O M C o d e "   E l e m e n t I d = " 1 3 5 7 4 0 8 8 5 " > - 
-             < T o o l t i p T e x t   l a n g = " e n - U S " > S p e c i f i e s   h o w   e a c h   u n i t   o f   t h e   i t e m   o r   r e s o u r c e   i s   m e a s u r e d ,   s u c h   a s   i n   p i e c e s   o r   h o u r s .   B y   d e f a u l t ,   t h e   v a l u e   i n   t h e   B a s e   U n i t   o f   M e a s u r e   f i e l d   o n   t h e   i t e m   o r   r e s o u r c e   c a r d   i s   i n s e r t e d . < / T o o l t i p T e x t > - 
-         < / T o o l t i p > - 
-         < T o o l t i p   c o l u m n = " M a c h i n e C e n t e r N o "   E l e m e n t I d = " 1 6 7 4 9 2 9 6 3 4 " > - 
-             < T o o l t i p T e x t   l a n g = " e n - U S " > S p e c i f i e s   t h e   n u m b e r   o f   t h e   i n v o l v e d   e n t r y   o r   r e c o r d ,   a c c o r d i n g   t o   t h e   s p e c i f i e d   n u m b e r   s e r i e s . < / T o o l t i p T e x t > - 
-         < / T o o l t i p > - 
-         < T o o l t i p   c o l u m n = " M a c h i n e C e n t e r N a m e "   E l e m e n t I d = " 7 7 0 8 8 4 2 2 8 " > - 
-             < T o o l t i p T e x t   l a n g = " e n - U S " > S p e c i f i e s   a   n a m e   f o r   t h e   m a c h i n e   c e n t e r . < / T o o l t i p T e x t > - 
-         < / T o o l t i p > - 
-         < T o o l t i p   c o l u m n = " M a c h i n e C e n t e r C a p a c i t y "   E l e m e n t I d = " 1 6 9 8 1 5 0 6 0 9 " > - 
-             < T o o l t i p T e x t   l a n g = " e n - U S " > S p e c i f i e s   t h e   c a p a c i t y   o f   t h e   m a c h i n e   c e n t e r . < / T o o l t i p T e x t > - 
-         < / T o o l t i p > - 
-     < / T o o l t i p s > - 
-     < W o r k _ C e n t e r _ G r o u p   E l e m e n t T y p e = " D a t a I t e m "   E l e m e n t I d = " 3 2 2 1 5 8 1 4 4 " > - 
-         < T o d a y F o r m a t t e d   E l e m e n t T y p e = " C o l u m n "   E l e m e n t I d = " 2 7 0 4 5 1 4 0 "   D a t a T y p e = " S t r i n g " > T o d a y F o r m a t t e d < / T o d a y F o r m a t t e d > - 
-         < W o r k C e n t e r F i l t e r   E l e m e n t T y p e = " C o l u m n "   E l e m e n t I d = " 1 4 7 6 2 5 1 6 7 9 "   D a t a T y p e = " T e x t " > W o r k C e n t e r F i l t e r < / W o r k C e n t e r F i l t e r > - 
-         < W o r k C e n t e r G r o u p C o d e   E l e m e n t T y p e = " C o l u m n "   E l e m e n t I d = " 9 6 7 9 9 7 3 7 3 "   D a t a T y p e = " C o d e " > W o r k C e n t e r G r o u p C o d e < / W o r k C e n t e r G r o u p C o d e > - 
-         < W o r k C e n t e r G r o u p F i l t e r   E l e m e n t T y p e = " C o l u m n "   E l e m e n t I d = " 1 7 5 6 4 0 9 1 2 8 "   D a t a T y p e = " T e x t " > W o r k C e n t e r G r o u p F i l t e r < / W o r k C e n t e r G r o u p F i l t e r > - 
-         < W o r k C e n t e r G r o u p N a m e   E l e m e n t T y p e = " C o l u m n "   E l e m e n t I d = " 8 0 2 6 5 6 9 8 5 "   D a t a T y p e = " T e x t " > W o r k C e n t e r G r o u p N a m e < / W o r k C e n t e r G r o u p N a m e > - 
-         < W o r k C e n t e r G r o u p T a b l e C a p t F i l t e r   E l e m e n t T y p e = " C o l u m n "   E l e m e n t I d = " 1 3 8 0 0 2 4 9 6 "   D a t a T y p e = " S t r i n g " > W o r k C e n t e r G r o u p T a b l e C a p t F i l t e r < / W o r k C e n t e r G r o u p T a b l e C a p t F i l t e r > - 
-         < W o r k C e n t e r T a b l e C a p t F i l t e r   E l e m e n t T y p e = " C o l u m n "   E l e m e n t I d = " 1 8 7 4 3 1 8 0 6 3 "   D a t a T y p e = " S t r i n g " > W o r k C e n t e r T a b l e C a p t F i l t e r < / W o r k C e n t e r T a b l e C a p t F i l t e r > - 
-         < P e r i o d D a t e s   E l e m e n t T y p e = " D a t a I t e m "   E l e m e n t I d = " 2 0 0 4 9 5 0 8 6 5 " > - 
-             < P e r i o d E n d i n g D a t e   E l e m e n t T y p e = " C o l u m n "   E l e m e n t I d = " 2 0 9 0 6 0 5 7 3 3 "   D a t a T y p e = " S t r i n g " > P e r i o d E n d i n g D a t e < / P e r i o d E n d i n g D a t e > - 
-             < P e r i o d S t a r t i n g D a t e   E l e m e n t T y p e = " C o l u m n "   E l e m e n t I d = " 1 8 6 5 6 2 2 1 9 6 "   D a t a T y p e = " S t r i n g " > P e r i o d S t a r t i n g D a t e < / P e r i o d S t a r t i n g D a t e > - 
-             < W o r k _ C e n t e r   E l e m e n t T y p e = " D a t a I t e m "   E l e m e n t I d = " 1 3 7 0 4 3 3 5 3 6 " > - 
-                 < W o r k C e n t e r C a p a c i t y   E l e m e n t T y p e = " C o l u m n "   E l e m e n t I d = " 1 7 2 8 6 8 8 3 8 1 "   D a t a T y p e = " D e c i m a l " > W o r k C e n t e r C a p a c i t y < / W o r k C e n t e r C a p a c i t y > - 
-                 < W o r k C e n t e r C a p a c i t y A v a i l a b l e   E l e m e n t T y p e = " C o l u m n "   E l e m e n t I d = " 1 3 8 7 4 0 7 3 7 0 "   D a t a T y p e = " D e c i m a l " > W o r k C e n t e r C a p a c i t y A v a i l a b l e < / W o r k C e n t e r C a p a c i t y A v a i l a b l e > - 
-                 < W o r k C e n t e r C a p a c i t y E f f e c t i v e   E l e m e n t T y p e = " C o l u m n "   E l e m e n t I d = " 1 5 2 7 5 0 7 6 8 6 "   D a t a T y p e = " D e c i m a l " > W o r k C e n t e r C a p a c i t y E f f e c t i v e < / W o r k C e n t e r C a p a c i t y E f f e c t i v e > - 
-                 < W o r k C e n t e r C a p a c i t y E f f i c i e n c y   E l e m e n t T y p e = " C o l u m n "   E l e m e n t I d = " 1 4 6 0 2 4 9 9 6 4 "   D a t a T y p e = " D e c i m a l " > W o r k C e n t e r C a p a c i t y E f f i c i e n c y < / W o r k C e n t e r C a p a c i t y E f f i c i e n c y > - 
-                 < W o r k C e n t e r L o a d S t r T o t a l   E l e m e n t T y p e = " C o l u m n "   E l e m e n t I d = " 3 7 1 8 6 3 7 2 6 "   D a t a T y p e = " T e x t " > W o r k C e n t e r L o a d S t r T o t a l < / W o r k C e n t e r L o a d S t r T o t a l > - 
-                 < W o r k C e n t e r N a m e   E l e m e n t T y p e = " C o l u m n "   E l e m e n t I d = " 1 3 0 5 5 5 1 8 5 6 "   D a t a T y p e = " T e x t " > W o r k C e n t e r N a m e < / W o r k C e n t e r N a m e > - 
-                 < W o r k C e n t e r N o   E l e m e n t T y p e = " C o l u m n "   E l e m e n t I d = " 1 7 8 3 4 5 0 9 0 "   D a t a T y p e = " C o d e " > W o r k C e n t e r N o < / W o r k C e n t e r N o > - 
-                 < W o r k C e n t e r P r o d O r d e r N e e d Q t y   E l e m e n t T y p e = " C o l u m n "   E l e m e n t I d = " 1 7 4 0 6 7 0 3 1 0 "   D a t a T y p e = " D e c i m a l " > W o r k C e n t e r P r o d O r d e r N e e d Q t y < / W o r k C e n t e r P r o d O r d e r N e e d Q t y > - 
-                 < W o r k C e n t e r U O M C o d e   E l e m e n t T y p e = " C o l u m n "   E l e m e n t I d = " 1 3 5 7 4 0 8 8 5 "   D a t a T y p e = " C o d e " > W o r k C e n t e r U O M C o d e < / W o r k C e n t e r U O M C o d e > - 
-                 < M a c h i n e _ C e n t e r   E l e m e n t T y p e = " D a t a I t e m "   E l e m e n t I d = " 1 9 7 1 2 8 6 6 5 2 " > - 
-                     < M a c h i n e C e n t e r C a p a c i t y   E l e m e n t T y p e = " C o l u m n "   E l e m e n t I d = " 1 6 9 8 1 5 0 6 0 9 "   D a t a T y p e = " D e c i m a l " > M a c h i n e C e n t e r C a p a c i t y < / M a c h i n e C e n t e r C a p a c i t y > - 
-                     < M a c h i n e C e n t e r C a p a c i t y A v a i l a b l e   E l e m e n t T y p e = " C o l u m n "   E l e m e n t I d = " 1 2 7 1 1 9 8 2 3 4 "   D a t a T y p e = " D e c i m a l " > M a c h i n e C e n t e r C a p a c i t y A v a i l a b l e < / M a c h i n e C e n t e r C a p a c i t y A v a i l a b l e > - 
-                     < M a c h i n e C e n t e r C a p a c i t y E f f e c t i v e   E l e m e n t T y p e = " C o l u m n "   E l e m e n t I d = " 1 3 3 5 3 6 6 6 6 "   D a t a T y p e = " D e c i m a l " > M a c h i n e C e n t e r C a p a c i t y E f f e c t i v e < / M a c h i n e C e n t e r C a p a c i t y E f f e c t i v e > - 
-                     < M a c h i n e C e n t e r C a p a c i t y E f f i c i e n c y   E l e m e n t T y p e = " C o l u m n "   E l e m e n t I d = " 1 0 8 1 4 5 4 6 4 0 "   D a t a T y p e = " D e c i m a l " > M a c h i n e C e n t e r C a p a c i t y E f f i c i e n c y < / M a c h i n e C e n t e r C a p a c i t y E f f i c i e n c y > - 
-                     < M a c h i n e C e n t e r L o a d S t r T o t a l   E l e m e n t T y p e = " C o l u m n "   E l e m e n t I d = " 1 3 9 4 1 1 3 8 "   D a t a T y p e = " T e x t " > M a c h i n e C e n t e r L o a d S t r T o t a l < / M a c h i n e C e n t e r L o a d S t r T o t a l > - 
-                     < M a c h i n e C e n t e r N a m e   E l e m e n t T y p e = " C o l u m n "   E l e m e n t I d = " 7 7 0 8 8 4 2 2 8 "   D a t a T y p e = " T e x t " > M a c h i n e C e n t e r N a m e < / M a c h i n e C e n t e r N a m e > - 
-                     < M a c h i n e C e n t e r N o   E l e m e n t T y p e = " C o l u m n "   E l e m e n t I d = " 1 6 7 4 9 2 9 6 3 4 "   D a t a T y p e = " C o d e " > M a c h i n e C e n t e r N o < / M a c h i n e C e n t e r N o > - 
-                     < M a c h i n e C e n t e r P r o d O r d e r N e e d Q t y   E l e m e n t T y p e = " C o l u m n "   E l e m e n t I d = " 1 9 3 6 2 4 7 3 7 0 "   D a t a T y p e = " D e c i m a l " > M a c h i n e C e n t e r P r o d O r d e r N e e d Q t y < / M a c h i n e C e n t e r P r o d O r d e r N e e d Q t y >   
                  < / M a c h i n e _ C e n t e r >   

--- a/src/Layers/W1/BaseApp/Manufacturing/Reports/WorkMachineCenterLoad.docx
+++ b/src/Layers/W1/BaseApp/Manufacturing/Reports/WorkMachineCenterLoad.docx
@@ -4308,6 +4308,8 @@
  
              < R e p o r t N a m e > R e p o r t   N a m e < / R e p o r t N a m e >   
+             < R e p o r t C a p t i o n > R e p o r t   C a p t i o n < / R e p o r t C a p t i o n > + 
              < A b o u t T h i s R e p o r t T i t l e > A b o u t   T h i s   R e p o r t   T i t l e < / A b o u t T h i s R e p o r t T i t l e >   
              < A b o u t T h i s R e p o r t T e x t > A b o u t   T h i s   R e p o r t   T e x t < / A b o u t T h i s R e p o r t T e x t > @@ -4354,6 +4356,84 @@
  
          < / R e p o r t R e q u e s t >   
+         < C o m p a n y M e t a d a t a > + 
+             < C o m p a n y N a m e > C o m p a n y   N a m e < / C o m p a n y N a m e > + 
+             < C o m p a n y D i s p l a y N a m e > C o m p a n y   D i s p l a y   N a m e < / C o m p a n y D i s p l a y N a m e > + 
+             < C o m p a n y A d d r e s s L i n e s > + 
+                 < C o m p a n y A d d r e s s L i n e 1 > C o m p a n y   A d d r e s s   L i n e   1 < / C o m p a n y A d d r e s s L i n e 1 > + 
+                 < C o m p a n y A d d r e s s L i n e 2 > C o m p a n y   A d d r e s s   L i n e   2 < / C o m p a n y A d d r e s s L i n e 2 > + 
+                 < C o m p a n y A d d r e s s L i n e 3 > C o m p a n y   A d d r e s s   L i n e   3 < / C o m p a n y A d d r e s s L i n e 3 > + 
+                 < C o m p a n y A d d r e s s L i n e 4 > C o m p a n y   A d d r e s s   L i n e   4 < / C o m p a n y A d d r e s s L i n e 4 > + 
+                 < C o m p a n y A d d r e s s L i n e 5 > C o m p a n y   A d d r e s s   L i n e   5 < / C o m p a n y A d d r e s s L i n e 5 > + 
+                 < C o m p a n y A d d r e s s L i n e 6 > C o m p a n y   A d d r e s s   L i n e   6 < / C o m p a n y A d d r e s s L i n e 6 > + 
+                 < C o m p a n y A d d r e s s L i n e 7 > C o m p a n y   A d d r e s s   L i n e   7 < / C o m p a n y A d d r e s s L i n e 7 > + 
+                 < C o m p a n y A d d r e s s L i n e 8 > C o m p a n y   A d d r e s s   L i n e   8 < / C o m p a n y A d d r e s s L i n e 8 > + 
+             < / C o m p a n y A d d r e s s L i n e s > + 
+             < C o m p a n y P h o n e > C o m p a n y   P h o n e < / C o m p a n y P h o n e > + 
+             < C o m p a n y P h o n e C a p t i o n > C o m p a n y   P h o n e   C a p t i o n < / C o m p a n y P h o n e C a p t i o n > + 
+             < C o m p a n y F a x N o > C o m p a n y   F a x   N o . < / C o m p a n y F a x N o > + 
+             < C o m p a n y F a x N o C a p t i o n > C o m p a n y   F a x   N o .   C a p t i o n < / C o m p a n y F a x N o C a p t i o n > + 
+             < C o m p a n y E m a i l > C o m p a n y   E m a i l < / C o m p a n y E m a i l > + 
+             < C o m p a n y E m a i l C a p t i o n > C o m p a n y   E m a i l   C a p t i o n < / C o m p a n y E m a i l C a p t i o n > + 
+             < C o m p a n y H o m e P a g e > C o m p a n y   H o m e   P a g e < / C o m p a n y H o m e P a g e > + 
+             < C o m p a n y H o m e P a g e C a p t i o n > C o m p a n y   H o m e   P a g e   C a p t i o n < / C o m p a n y H o m e P a g e C a p t i o n > + 
+             < C o m p a n y L o g o > C o m p a n y   L o g o < / C o m p a n y L o g o > + 
+             < C o m p a n y V A T R e g i s t r a t i o n N o > C o m p a n y   V A T   R e g i s t r a t i o n   N o . < / C o m p a n y V A T R e g i s t r a t i o n N o > + 
+             < C o m p a n y V A T R e g i s t r a t i o n N o C a p t i o n > C o m p a n y   V A T   R e g i s t r a t i o n   N o .   C a p t i o n < / C o m p a n y V A T R e g i s t r a t i o n N o C a p t i o n > + 
+             < C o m p a n y R e g i s t r a t i o n N o > C o m p a n y   R e g i s t r a t i o n   N o . < / C o m p a n y R e g i s t r a t i o n N o > + 
+             < C o m p a n y R e g i s t r a t i o n N o C a p t i o n > C o m p a n y   R e g i s t r a t i o n   N o .   C a p t i o n < / C o m p a n y R e g i s t r a t i o n N o C a p t i o n > + 
+             < C o m p a n y B a n k N a m e > C o m p a n y   B a n k   N a m e < / C o m p a n y B a n k N a m e > + 
+             < C o m p a n y B a n k N a m e C a p t i o n > C o m p a n y   B a n k   N a m e   C a p t i o n < / C o m p a n y B a n k N a m e C a p t i o n > + 
+             < C o m p a n y B a n k A c c o u n t N o > C o m p a n y   B a n k   A c c o u n t   N o . < / C o m p a n y B a n k A c c o u n t N o > + 
+             < C o m p a n y B a n k A c c o u n t N o C a p t i o n > C o m p a n y   B a n k   A c c o u n t   N o .   C a p t i o n < / C o m p a n y B a n k A c c o u n t N o C a p t i o n > + 
+             < C o m p a n y B a n k B r a n c h N o > C o m p a n y   B a n k   B r a n c h   N o . < / C o m p a n y B a n k B r a n c h N o > + 
+             < C o m p a n y B a n k B r a n c h N o C a p t i o n > C o m p a n y   B a n k   B r a n c h   N o .   C a p t i o n < / C o m p a n y B a n k B r a n c h N o C a p t i o n > + 
+             < C o m p a n y I B A N > C o m p a n y   I B A N < / C o m p a n y I B A N > + 
+             < C o m p a n y I B A N C a p t i o n > C o m p a n y   I B A N   C a p t i o n < / C o m p a n y I B A N C a p t i o n > + 
+             < C o m p a n y B a n k S W I F T > C o m p a n y   B a n k   S W I F T < / C o m p a n y B a n k S W I F T > + 
+             < C o m p a n y B a n k S W I F T C a p t i o n > C o m p a n y   B a n k   S W I F T   C a p t i o n < / C o m p a n y B a n k S W I F T C a p t i o n > + 
+             < C o m p a n y G i r o N o > C o m p a n y   G i r o   N o . < / C o m p a n y G i r o N o > + 
+             < C o m p a n y G i r o N o C a p t i o n > C o m p a n y   G i r o   N o .   C a p t i o n < / C o m p a n y G i r o N o C a p t i o n > + 
+         < / C o m p a n y M e t a d a t a > + 
      < / B C R e p o r t I n f o r m a t i o n >   
      < L a b e l s > @@ -4499,6 +4579,367 @@
                      < M a c h i n e C e n t e r N o > M a c h i n e C e n t e r N o < / M a c h i n e C e n t e r N o >   
                      < M a c h i n e C e n t e r P r o d O r d e r N e e d Q t y > M a c h i n e C e n t e r P r o d O r d e r N e e d Q t y < / M a c h i n e C e n t e r P r o d O r d e r N e e d Q t y > + 
+                 < / M a c h i n e _ C e n t e r > + 
+             < / W o r k _ C e n t e r > + 
+         < / P e r i o d D a t e s > + 
+     < / W o r k _ C e n t e r _ G r o u p > + 
+ < / N a v W o r d R e p o r t X m l P a r t > 
+</file>
+
+<file path=customXml/item4.xml>��< ? x m l   v e r s i o n = " 1 . 0 "   e n c o d i n g = " u t f - 1 6 " ? > + 
+ < N a v W o r d R e p o r t X m l P a r t   x m l n s = " u r n : m i c r o s o f t - d y n a m i c s - b u s i n e s s c e n t r a l / i n t e r n a l / e x t e n d e d / r e p o r t s / W o r k _ M a c h i n e _ C e n t e r _ L o a d / 9 9 0 0 0 7 9 2 / " > + 
+     < B C R e p o r t I n f o r m a t i o n > + 
+         < R e p o r t M e t a d a t a > + 
+             < E x t e n s i o n I d > E x t e n s i o n   I D < / E x t e n s i o n I d > + 
+             < E x t e n s i o n N a m e > E x t e n s i o n   N a m e < / E x t e n s i o n N a m e > + 
+             < E x t e n s i o n P u b l i s h e r > E x t e n s i o n   P u b l i s h e r < / E x t e n s i o n P u b l i s h e r > + 
+             < E x t e n s i o n V e r s i o n > E x t e n s i o n   V e r s i o n < / E x t e n s i o n V e r s i o n > + 
+             < R e p o r t I d > R e p o r t   I D < / R e p o r t I d > + 
+             < R e p o r t N a m e > R e p o r t   N a m e < / R e p o r t N a m e > + 
+             < R e p o r t C a p t i o n > R e p o r t   C a p t i o n < / R e p o r t C a p t i o n > + 
+             < A b o u t T h i s R e p o r t T i t l e > A b o u t   T h i s   R e p o r t   T i t l e < / A b o u t T h i s R e p o r t T i t l e > + 
+             < A b o u t T h i s R e p o r t T e x t > A b o u t   T h i s   R e p o r t   T e x t < / A b o u t T h i s R e p o r t T e x t > + 
+             < R e p o r t H e l p L i n k > R e p o r t   H e l p   L i n k < / R e p o r t H e l p L i n k > + 
+         < / R e p o r t M e t a d a t a > + 
+         < R e p o r t R e q u e s t > + 
+             < T e n a n t E n t r a I d > T e n a n t   E n t r a   I d < / T e n a n t E n t r a I d > + 
+             < E n v i r o n m e n t N a m e > E n v i r o n m e n t   N a m e < / E n v i r o n m e n t N a m e > + 
+             < E n v i r o n m e n t T y p e > E n v i r o n m e n t   T y p e < / E n v i r o n m e n t T y p e > + 
+             < C o m p a n y N a m e > C o m p a n y   N a m e < / C o m p a n y N a m e > + 
+             < C o m p a n y D i s p l a y N a m e > C o m p a n y   D i s p l a y   N a m e < / C o m p a n y D i s p l a y N a m e > + 
+             < C o m p a n y I d > C o m p a n y   I D < / C o m p a n y I d > + 
+             < U s e r N a m e > U s e r   N a m e < / U s e r N a m e > + 
+             < D a t e A n d T i m e > D a t e   a n d   T i m e < / D a t e A n d T i m e > + 
+             < L a n g u a g e > L a n g u a g e < / L a n g u a g e > + 
+             < F o r m a t R e g i o n > F o r m a t   R e g i o n < / F o r m a t R e g i o n > + 
+             < D a t e T i m e V a l u e s > + 
+                 < Y e a r > Y e a r < / Y e a r > + 
+                 < M o n t h N u m b e r > M o n t h   N u m b e r < / M o n t h N u m b e r > + 
+                 < D a y N u m b e r > D a y   N u m b e r < / D a y N u m b e r > + 
+                 < H o u r > H o u r < / H o u r > + 
+                 < M i n u t e > M i n u t e < / M i n u t e > + 
+             < / D a t e T i m e V a l u e s > + 
+         < / R e p o r t R e q u e s t > + 
+         < C o m p a n y M e t a d a t a > + 
+             < C o m p a n y N a m e > C o m p a n y   N a m e < / C o m p a n y N a m e > + 
+             < C o m p a n y D i s p l a y N a m e > C o m p a n y   D i s p l a y   N a m e < / C o m p a n y D i s p l a y N a m e > + 
+             < C o m p a n y A d d r e s s L i n e s > + 
+                 < C o m p a n y A d d r e s s L i n e 1 > C o m p a n y   A d d r e s s   L i n e   1 < / C o m p a n y A d d r e s s L i n e 1 > + 
+                 < C o m p a n y A d d r e s s L i n e 2 > C o m p a n y   A d d r e s s   L i n e   2 < / C o m p a n y A d d r e s s L i n e 2 > + 
+                 < C o m p a n y A d d r e s s L i n e 3 > C o m p a n y   A d d r e s s   L i n e   3 < / C o m p a n y A d d r e s s L i n e 3 > + 
+                 < C o m p a n y A d d r e s s L i n e 4 > C o m p a n y   A d d r e s s   L i n e   4 < / C o m p a n y A d d r e s s L i n e 4 > + 
+                 < C o m p a n y A d d r e s s L i n e 5 > C o m p a n y   A d d r e s s   L i n e   5 < / C o m p a n y A d d r e s s L i n e 5 > + 
+                 < C o m p a n y A d d r e s s L i n e 6 > C o m p a n y   A d d r e s s   L i n e   6 < / C o m p a n y A d d r e s s L i n e 6 > + 
+                 < C o m p a n y A d d r e s s L i n e 7 > C o m p a n y   A d d r e s s   L i n e   7 < / C o m p a n y A d d r e s s L i n e 7 > + 
+                 < C o m p a n y A d d r e s s L i n e 8 > C o m p a n y   A d d r e s s   L i n e   8 < / C o m p a n y A d d r e s s L i n e 8 > + 
+             < / C o m p a n y A d d r e s s L i n e s > + 
+             < C o m p a n y P h o n e > C o m p a n y   P h o n e < / C o m p a n y P h o n e > + 
+             < C o m p a n y P h o n e C a p t i o n > C o m p a n y   P h o n e   C a p t i o n < / C o m p a n y P h o n e C a p t i o n > + 
+             < C o m p a n y F a x N o > C o m p a n y   F a x   N o . < / C o m p a n y F a x N o > + 
+             < C o m p a n y F a x N o C a p t i o n > C o m p a n y   F a x   N o .   C a p t i o n < / C o m p a n y F a x N o C a p t i o n > + 
+             < C o m p a n y E m a i l > C o m p a n y   E m a i l < / C o m p a n y E m a i l > + 
+             < C o m p a n y E m a i l C a p t i o n > C o m p a n y   E m a i l   C a p t i o n < / C o m p a n y E m a i l C a p t i o n > + 
+             < C o m p a n y H o m e P a g e > C o m p a n y   H o m e   P a g e < / C o m p a n y H o m e P a g e > + 
+             < C o m p a n y H o m e P a g e C a p t i o n > C o m p a n y   H o m e   P a g e   C a p t i o n < / C o m p a n y H o m e P a g e C a p t i o n > + 
+             < C o m p a n y L o g o > C o m p a n y   L o g o < / C o m p a n y L o g o > + 
+             < C o m p a n y V A T R e g i s t r a t i o n N o > C o m p a n y   V A T   R e g i s t r a t i o n   N o . < / C o m p a n y V A T R e g i s t r a t i o n N o > + 
+             < C o m p a n y V A T R e g i s t r a t i o n N o C a p t i o n > C o m p a n y   V A T   R e g i s t r a t i o n   N o .   C a p t i o n < / C o m p a n y V A T R e g i s t r a t i o n N o C a p t i o n > + 
+             < C o m p a n y R e g i s t r a t i o n N o > C o m p a n y   R e g i s t r a t i o n   N o . < / C o m p a n y R e g i s t r a t i o n N o > + 
+             < C o m p a n y R e g i s t r a t i o n N o C a p t i o n > C o m p a n y   R e g i s t r a t i o n   N o .   C a p t i o n < / C o m p a n y R e g i s t r a t i o n N o C a p t i o n > + 
+             < C o m p a n y B a n k N a m e > C o m p a n y   B a n k   N a m e < / C o m p a n y B a n k N a m e > + 
+             < C o m p a n y B a n k N a m e C a p t i o n > C o m p a n y   B a n k   N a m e   C a p t i o n < / C o m p a n y B a n k N a m e C a p t i o n > + 
+             < C o m p a n y B a n k A c c o u n t N o > C o m p a n y   B a n k   A c c o u n t   N o . < / C o m p a n y B a n k A c c o u n t N o > + 
+             < C o m p a n y B a n k A c c o u n t N o C a p t i o n > C o m p a n y   B a n k   A c c o u n t   N o .   C a p t i o n < / C o m p a n y B a n k A c c o u n t N o C a p t i o n > + 
+             < C o m p a n y B a n k B r a n c h N o > C o m p a n y   B a n k   B r a n c h   N o . < / C o m p a n y B a n k B r a n c h N o > + 
+             < C o m p a n y B a n k B r a n c h N o C a p t i o n > C o m p a n y   B a n k   B r a n c h   N o .   C a p t i o n < / C o m p a n y B a n k B r a n c h N o C a p t i o n > + 
+             < C o m p a n y I B A N > C o m p a n y   I B A N < / C o m p a n y I B A N > + 
+             < C o m p a n y I B A N C a p t i o n > C o m p a n y   I B A N   C a p t i o n < / C o m p a n y I B A N C a p t i o n > + 
+             < C o m p a n y B a n k S W I F T > C o m p a n y   B a n k   S W I F T < / C o m p a n y B a n k S W I F T > + 
+             < C o m p a n y B a n k S W I F T C a p t i o n > C o m p a n y   B a n k   S W I F T   C a p t i o n < / C o m p a n y B a n k S W I F T C a p t i o n > + 
+             < C o m p a n y G i r o N o > C o m p a n y   G i r o   N o . < / C o m p a n y G i r o N o > + 
+             < C o m p a n y G i r o N o C a p t i o n > C o m p a n y   G i r o   N o .   C a p t i o n < / C o m p a n y G i r o N o C a p t i o n > + 
+         < / C o m p a n y M e t a d a t a > + 
+     < / B C R e p o r t I n f o r m a t i o n > + 
+     < L a b e l s > + 
+         < A b o u t T h e R e p o r t L a b e l   E l e m e n t T y p e = " P a r a m e t e r "   E l e m e n t I d = " 1 6 7 7 9 2 0 0 1 "   D a t a T y p e = " S t r i n g " > A b o u t T h e R e p o r t L a b e l < / A b o u t T h e R e p o r t L a b e l > + 
+         < A v a i l a b l e   E l e m e n t T y p e = " P a r a m e t e r "   E l e m e n t I d = " 1 7 7 2 6 0 0 7 3 2 "   D a t a T y p e = " S t r i n g " > A v a i l a b l e < / A v a i l a b l e > + 
+         < B a r T x t   E l e m e n t T y p e = " P a r a m e t e r "   E l e m e n t I d = " 1 8 9 4 6 6 5 6 0 4 "   D a t a T y p e = " S t r i n g " > B a r T x t < / B a r T x t > + 
+         < B a r T x t 2   E l e m e n t T y p e = " P a r a m e t e r "   E l e m e n t I d = " 2 1 1 0 6 1 2 5 7 0 "   D a t a T y p e = " S t r i n g " > B a r T x t 2 < / B a r T x t 2 > + 
+         < C o m p a n y L a b e l   E l e m e n t T y p e = " P a r a m e t e r "   E l e m e n t I d = " 3 4 6 7 6 0 3 4 8 "   D a t a T y p e = " S t r i n g " > C o m p a n y L a b e l < / C o m p a n y L a b e l > + 
+         < D a t a R e t r i e v e d   E l e m e n t T y p e = " P a r a m e t e r "   E l e m e n t I d = " 2 9 1 9 1 1 8 0 7 "   D a t a T y p e = " S t r i n g " > D a t a R e t r i e v e d < / D a t a R e t r i e v e d > + 
+         < D o c u m e n t a t i o n L a b e l   E l e m e n t T y p e = " P a r a m e t e r "   E l e m e n t I d = " 1 7 3 8 9 2 4 8 1 5 "   D a t a T y p e = " S t r i n g " > D o c u m e n t a t i o n L a b e l < / D o c u m e n t a t i o n L a b e l > + 
+         < E n v i r o n m e n t L a b e l   E l e m e n t T y p e = " P a r a m e t e r "   E l e m e n t I d = " 8 1 8 8 1 6 5 9 0 "   D a t a T y p e = " S t r i n g " > E n v i r o n m e n t L a b e l < / E n v i r o n m e n t L a b e l > + 
+         < E x p e c t e d E f f i c i e n c y   E l e m e n t T y p e = " P a r a m e t e r "   E l e m e n t I d = " 1 9 3 7 0 0 5 4 6 8 "   D a t a T y p e = " S t r i n g " > E x p e c t e d E f f i c i e n c y < / E x p e c t e d E f f i c i e n c y > + 
+         < L o a d   E l e m e n t T y p e = " P a r a m e t e r "   E l e m e n t I d = " 5 0 0 4 0 8 2 1 9 "   D a t a T y p e = " S t r i n g " > L o a d < / L o a d > + 
+         < M a c h i n e C e n t e r C a p a c i t y C a p t i o n   E l e m e n t T y p e = " P a r a m e t e r "   E l e m e n t I d = " 1 6 9 8 1 5 0 6 0 9 "   D a t a T y p e = " S t r i n g " > M a c h i n e C e n t e r C a p a c i t y C a p t i o n < / M a c h i n e C e n t e r C a p a c i t y C a p t i o n > + 
+         < M a c h i n e C e n t e r C a p a c i t y E f f e c t i v e C a p t i o n   E l e m e n t T y p e = " P a r a m e t e r "   E l e m e n t I d = " 1 3 3 5 3 6 6 6 6 "   D a t a T y p e = " S t r i n g " > M a c h i n e C e n t e r C a p a c i t y E f f e c t i v e C a p t i o n < / M a c h i n e C e n t e r C a p a c i t y E f f e c t i v e C a p t i o n > + 
+         < M a c h i n e C e n t e r L o a d   E l e m e n t T y p e = " P a r a m e t e r "   E l e m e n t I d = " 7 2 0 5 9 5 3 0 7 "   D a t a T y p e = " S t r i n g " > M a c h i n e C e n t e r L o a d < / M a c h i n e C e n t e r L o a d > + 
+         < M a c h i n e C e n t e r L o a d A n a l y s i s   E l e m e n t T y p e = " P a r a m e t e r "   E l e m e n t I d = " 2 7 9 2 4 9 3 7 "   D a t a T y p e = " S t r i n g " > M a c h i n e C e n t e r L o a d A n a l y s i s < / M a c h i n e C e n t e r L o a d A n a l y s i s > + 
+         < M a c h i n e C e n t e r L o a d P r i n t   E l e m e n t T y p e = " P a r a m e t e r "   E l e m e n t I d = " 1 6 7 9 1 7 3 4 8 4 "   D a t a T y p e = " S t r i n g " > M a c h i n e C e n t e r L o a d P r i n t < / M a c h i n e C e n t e r L o a d P r i n t > + 
+         < M a c h i n e C e n t e r N a m e C a p t i o n   E l e m e n t T y p e = " P a r a m e t e r "   E l e m e n t I d = " 7 7 0 8 8 4 2 2 8 "   D a t a T y p e = " S t r i n g " > M a c h i n e C e n t e r N a m e C a p t i o n < / M a c h i n e C e n t e r N a m e C a p t i o n > + 
+         < M a c h i n e C e n t e r N o C a p t i o n   E l e m e n t T y p e = " P a r a m e t e r "   E l e m e n t I d = " 1 6 7 4 9 2 9 6 3 4 "   D a t a T y p e = " S t r i n g " > M a c h i n e C e n t e r N o C a p t i o n < / M a c h i n e C e n t e r N o C a p t i o n > + 
+         < M a c h i n e C e n t e r P r o d O r d e r N e e d Q t y C a p t i o n   E l e m e n t T y p e = " P a r a m e t e r "   E l e m e n t I d = " 1 9 3 6 2 4 7 3 7 0 "   D a t a T y p e = " S t r i n g " > M a c h i n e C e n t e r P r o d O r d e r N e e d Q t y C a p t i o n < / M a c h i n e C e n t e r P r o d O r d e r N e e d Q t y C a p t i o n > + 
+         < P a g e   E l e m e n t T y p e = " P a r a m e t e r "   E l e m e n t I d = " 1 7 0 8 5 7 3 7 5 4 "   D a t a T y p e = " S t r i n g " > P a g e < / P a g e > + 
+         < P e r i o d E n d i n g D a t e C a p t i o n   E l e m e n t T y p e = " P a r a m e t e r "   E l e m e n t I d = " 1 8 9 0 6 2 3 2 8 3 "   D a t a T y p e = " S t r i n g " > P e r i o d E n d i n g D a t e C a p t i o n < / P e r i o d E n d i n g D a t e C a p t i o n > + 
+         < P e r i o d S t a r t i n g D a t e C a p t i o n   E l e m e n t T y p e = " P a r a m e t e r "   E l e m e n t I d = " 1 8 4 1 7 9 0 0 8 6 "   D a t a T y p e = " S t r i n g " > P e r i o d S t a r t i n g D a t e C a p t i o n < / P e r i o d S t a r t i n g D a t e C a p t i o n > + 
+         < R e p o r t N a m e L a b e l   E l e m e n t T y p e = " P a r a m e t e r "   E l e m e n t I d = " 1 0 2 2 2 9 2 9 8 2 "   D a t a T y p e = " S t r i n g " > R e p o r t N a m e L a b e l < / R e p o r t N a m e L a b e l > + 
+         < R u n O n L a b e l   E l e m e n t T y p e = " P a r a m e t e r "   E l e m e n t I d = " 1 1 1 9 0 3 7 5 9 5 "   D a t a T y p e = " S t r i n g " > R u n O n L a b e l < / R u n O n L a b e l > + 
+         < U s e r L a b e l   E l e m e n t T y p e = " P a r a m e t e r "   E l e m e n t I d = " 8 4 8 8 1 6 7 9 4 "   D a t a T y p e = " S t r i n g " > U s e r L a b e l < / U s e r L a b e l > + 
+         < W o r k C e n t e r C a p a c i t y C a p t i o n   E l e m e n t T y p e = " P a r a m e t e r "   E l e m e n t I d = " 1 7 2 8 6 8 8 3 8 1 "   D a t a T y p e = " S t r i n g " > W o r k C e n t e r C a p a c i t y C a p t i o n < / W o r k C e n t e r C a p a c i t y C a p t i o n > + 
+         < W o r k C e n t e r C a p a c i t y E f f e c t i v e C a p t i o n   E l e m e n t T y p e = " P a r a m e t e r "   E l e m e n t I d = " 1 5 2 7 5 0 7 6 8 6 "   D a t a T y p e = " S t r i n g " > W o r k C e n t e r C a p a c i t y E f f e c t i v e C a p t i o n < / W o r k C e n t e r C a p a c i t y E f f e c t i v e C a p t i o n > + 
+         < W o r k C e n t e r G r o u p C o d e C a p t i o n   E l e m e n t T y p e = " P a r a m e t e r "   E l e m e n t I d = " 9 6 7 9 9 7 3 7 3 "   D a t a T y p e = " S t r i n g " > W o r k C e n t e r G r o u p C o d e C a p t i o n < / W o r k C e n t e r G r o u p C o d e C a p t i o n > + 
+         < W o r k C e n t e r G r o u p C o d e L a b e l   E l e m e n t T y p e = " P a r a m e t e r "   E l e m e n t I d = " 1 4 4 2 7 8 3 9 9 7 "   D a t a T y p e = " S t r i n g " > W o r k C e n t e r G r o u p C o d e L a b e l < / W o r k C e n t e r G r o u p C o d e L a b e l > + 
+         < W o r k C e n t e r G r o u p N a m e C a p t i o n   E l e m e n t T y p e = " P a r a m e t e r "   E l e m e n t I d = " 8 0 2 6 5 6 9 8 5 "   D a t a T y p e = " S t r i n g " > W o r k C e n t e r G r o u p N a m e C a p t i o n < / W o r k C e n t e r G r o u p N a m e C a p t i o n > + 
+         < W o r k C e n t e r G r o u p N a m e L a b e l   E l e m e n t T y p e = " P a r a m e t e r "   E l e m e n t I d = " 1 8 3 3 0 8 5 6 9 "   D a t a T y p e = " S t r i n g " > W o r k C e n t e r G r o u p N a m e L a b e l < / W o r k C e n t e r G r o u p N a m e L a b e l > + 
+         < W o r k C e n t e r L o a d   E l e m e n t T y p e = " P a r a m e t e r "   E l e m e n t I d = " 1 9 8 2 9 2 6 5 6 9 "   D a t a T y p e = " S t r i n g " > W o r k C e n t e r L o a d < / W o r k C e n t e r L o a d > + 
+         < W o r k C e n t e r L o a d A n a l y s i s   E l e m e n t T y p e = " P a r a m e t e r "   E l e m e n t I d = " 1 2 9 7 3 8 9 5 5 7 "   D a t a T y p e = " S t r i n g " > W o r k C e n t e r L o a d A n a l y s i s < / W o r k C e n t e r L o a d A n a l y s i s > + 
+         < W o r k C e n t e r L o a d P r i n t   E l e m e n t T y p e = " P a r a m e t e r "   E l e m e n t I d = " 1 1 4 7 9 8 6 4 "   D a t a T y p e = " S t r i n g " > W o r k C e n t e r L o a d P r i n t < / W o r k C e n t e r L o a d P r i n t > + 
+         < W o r k C e n t e r N a m e C a p t i o n   E l e m e n t T y p e = " P a r a m e t e r "   E l e m e n t I d = " 1 3 0 5 5 5 1 8 5 6 "   D a t a T y p e = " S t r i n g " > W o r k C e n t e r N a m e C a p t i o n < / W o r k C e n t e r N a m e C a p t i o n > + 
+         < W o r k C e n t e r N a m e L a b e l   E l e m e n t T y p e = " P a r a m e t e r "   E l e m e n t I d = " 1 3 9 7 0 4 3 1 1 4 "   D a t a T y p e = " S t r i n g " > W o r k C e n t e r N a m e L a b e l < / W o r k C e n t e r N a m e L a b e l > + 
+         < W o r k C e n t e r N o C a p t i o n   E l e m e n t T y p e = " P a r a m e t e r "   E l e m e n t I d = " 1 7 8 3 4 5 0 9 0 "   D a t a T y p e = " S t r i n g " > W o r k C e n t e r N o C a p t i o n < / W o r k C e n t e r N o C a p t i o n > + 
+         < W o r k C e n t e r N o L a b e l   E l e m e n t T y p e = " P a r a m e t e r "   E l e m e n t I d = " 1 6 2 2 5 0 4 5 2 0 "   D a t a T y p e = " S t r i n g " > W o r k C e n t e r N o L a b e l < / W o r k C e n t e r N o L a b e l > + 
+         < W o r k C e n t e r P r o d O r d e r N e e d Q t y C a p t i o n   E l e m e n t T y p e = " P a r a m e t e r "   E l e m e n t I d = " 1 7 4 0 6 7 0 3 1 0 "   D a t a T y p e = " S t r i n g " > W o r k C e n t e r P r o d O r d e r N e e d Q t y C a p t i o n < / W o r k C e n t e r P r o d O r d e r N e e d Q t y C a p t i o n > + 
+         < W o r k C e n t e r U O M C o d e C a p t i o n   E l e m e n t T y p e = " P a r a m e t e r "   E l e m e n t I d = " 1 3 5 7 4 0 8 8 5 "   D a t a T y p e = " S t r i n g " > W o r k C e n t e r U O M C o d e C a p t i o n < / W o r k C e n t e r U O M C o d e C a p t i o n > + 
+         < W o r k M a c h i n e C e n t e r L o a d   E l e m e n t T y p e = " P a r a m e t e r "   E l e m e n t I d = " 1 4 7 9 4 8 4 3 8 8 "   D a t a T y p e = " S t r i n g " > W o r k M a c h i n e C e n t e r L o a d < / W o r k M a c h i n e C e n t e r L o a d > + 
+     < / L a b e l s > + 
+     < T o o l t i p s > + 
+         < T o o l t i p   c o l u m n = " W o r k C e n t e r G r o u p C o d e "   E l e m e n t I d = " 9 6 7 9 9 7 3 7 3 " > + 
+             < T o o l t i p T e x t   l a n g = " e n - U S " > S p e c i f i e s   t h e   c o d e   f o r   t h e   w o r k   c e n t e r   g r o u p . < / T o o l t i p T e x t > + 
+         < / T o o l t i p > + 
+         < T o o l t i p   c o l u m n = " W o r k C e n t e r G r o u p N a m e "   E l e m e n t I d = " 8 0 2 6 5 6 9 8 5 " > + 
+             < T o o l t i p T e x t   l a n g = " e n - U S " > S p e c i f i e s   a   n a m e   f o r   t h e   w o r k   c e n t e r   g r o u p . < / T o o l t i p T e x t > + 
+         < / T o o l t i p > + 
+         < T o o l t i p   c o l u m n = " W o r k C e n t e r N o "   E l e m e n t I d = " 1 7 8 3 4 5 0 9 0 " > + 
+             < T o o l t i p T e x t   l a n g = " e n - U S " > S p e c i f i e s   t h e   n u m b e r   o f   t h e   i n v o l v e d   e n t r y   o r   r e c o r d ,   a c c o r d i n g   t o   t h e   s p e c i f i e d   n u m b e r   s e r i e s . < / T o o l t i p T e x t > + 
+         < / T o o l t i p > + 
+         < T o o l t i p   c o l u m n = " W o r k C e n t e r N a m e "   E l e m e n t I d = " 1 3 0 5 5 5 1 8 5 6 " > + 
+             < T o o l t i p T e x t   l a n g = " e n - U S " > S p e c i f i e s   t h e   n a m e   o f   t h e   w o r k   c e n t e r . < / T o o l t i p T e x t > + 
+         < / T o o l t i p > + 
+         < T o o l t i p   c o l u m n = " W o r k C e n t e r C a p a c i t y "   E l e m e n t I d = " 1 7 2 8 6 8 8 3 8 1 " > + 
+             < T o o l t i p T e x t   l a n g = " e n - U S " > S p e c i f i e s   t h e   a m o u n t   o f   w o r k   t h a t   c a n   b e   d o n e   i n   a   s p e c i f i e d   t i m e   p e r i o d .   T h e   c a p a c i t y   o f   a   w o r k   c e n t e r   i n d i c a t e s   h o w   m a n y   m a c h i n e s   o r   p e r s o n s   a r e   w o r k i n g   a t   t h e   s a m e   t i m e .   I f   y o u   e n t e r   2 ,   f o r   e x a m p l e ,   t h e   w o r k   c e n t e r   w i l l   t a k e   h a l f   o f   t h e   t i m e   c o m p a r e d   t o   a   w o r k   c e n t e r   w i t h   t h e   c a p a c i t y   o f   1 . < / T o o l t i p T e x t > + 
+         < / T o o l t i p > + 
+         < T o o l t i p   c o l u m n = " W o r k C e n t e r U O M C o d e "   E l e m e n t I d = " 1 3 5 7 4 0 8 8 5 " > + 
+             < T o o l t i p T e x t   l a n g = " e n - U S " > S p e c i f i e s   h o w   e a c h   u n i t   o f   t h e   i t e m   o r   r e s o u r c e   i s   m e a s u r e d ,   s u c h   a s   i n   p i e c e s   o r   h o u r s .   B y   d e f a u l t ,   t h e   v a l u e   i n   t h e   B a s e   U n i t   o f   M e a s u r e   f i e l d   o n   t h e   i t e m   o r   r e s o u r c e   c a r d   i s   i n s e r t e d . < / T o o l t i p T e x t > + 
+         < / T o o l t i p > + 
+         < T o o l t i p   c o l u m n = " M a c h i n e C e n t e r N o "   E l e m e n t I d = " 1 6 7 4 9 2 9 6 3 4 " > + 
+             < T o o l t i p T e x t   l a n g = " e n - U S " > S p e c i f i e s   t h e   n u m b e r   o f   t h e   i n v o l v e d   e n t r y   o r   r e c o r d ,   a c c o r d i n g   t o   t h e   s p e c i f i e d   n u m b e r   s e r i e s . < / T o o l t i p T e x t > + 
+         < / T o o l t i p > + 
+         < T o o l t i p   c o l u m n = " M a c h i n e C e n t e r N a m e "   E l e m e n t I d = " 7 7 0 8 8 4 2 2 8 " > + 
+             < T o o l t i p T e x t   l a n g = " e n - U S " > S p e c i f i e s   a   n a m e   f o r   t h e   m a c h i n e   c e n t e r . < / T o o l t i p T e x t > + 
+         < / T o o l t i p > + 
+         < T o o l t i p   c o l u m n = " M a c h i n e C e n t e r C a p a c i t y "   E l e m e n t I d = " 1 6 9 8 1 5 0 6 0 9 " > + 
+             < T o o l t i p T e x t   l a n g = " e n - U S " > S p e c i f i e s   t h e   c a p a c i t y   o f   t h e   m a c h i n e   c e n t e r . < / T o o l t i p T e x t > + 
+         < / T o o l t i p > + 
+     < / T o o l t i p s > + 
+     < W o r k _ C e n t e r _ G r o u p   E l e m e n t T y p e = " D a t a I t e m "   E l e m e n t I d = " 3 2 2 1 5 8 1 4 4 " > + 
+         < T o d a y F o r m a t t e d   E l e m e n t T y p e = " C o l u m n "   E l e m e n t I d = " 2 7 0 4 5 1 4 0 "   D a t a T y p e = " S t r i n g " > T o d a y F o r m a t t e d < / T o d a y F o r m a t t e d > + 
+         < W o r k C e n t e r F i l t e r   E l e m e n t T y p e = " C o l u m n "   E l e m e n t I d = " 1 4 7 6 2 5 1 6 7 9 "   D a t a T y p e = " T e x t " > W o r k C e n t e r F i l t e r < / W o r k C e n t e r F i l t e r > + 
+         < W o r k C e n t e r G r o u p C o d e   E l e m e n t T y p e = " C o l u m n "   E l e m e n t I d = " 9 6 7 9 9 7 3 7 3 "   D a t a T y p e = " C o d e " > W o r k C e n t e r G r o u p C o d e < / W o r k C e n t e r G r o u p C o d e > + 
+         < W o r k C e n t e r G r o u p F i l t e r   E l e m e n t T y p e = " C o l u m n "   E l e m e n t I d = " 1 7 5 6 4 0 9 1 2 8 "   D a t a T y p e = " T e x t " > W o r k C e n t e r G r o u p F i l t e r < / W o r k C e n t e r G r o u p F i l t e r > + 
+         < W o r k C e n t e r G r o u p N a m e   E l e m e n t T y p e = " C o l u m n "   E l e m e n t I d = " 8 0 2 6 5 6 9 8 5 "   D a t a T y p e = " T e x t " > W o r k C e n t e r G r o u p N a m e < / W o r k C e n t e r G r o u p N a m e > + 
+         < W o r k C e n t e r G r o u p T a b l e C a p t F i l t e r   E l e m e n t T y p e = " C o l u m n "   E l e m e n t I d = " 1 3 8 0 0 2 4 9 6 "   D a t a T y p e = " S t r i n g " > W o r k C e n t e r G r o u p T a b l e C a p t F i l t e r < / W o r k C e n t e r G r o u p T a b l e C a p t F i l t e r > + 
+         < W o r k C e n t e r T a b l e C a p t F i l t e r   E l e m e n t T y p e = " C o l u m n "   E l e m e n t I d = " 1 8 7 4 3 1 8 0 6 3 "   D a t a T y p e = " S t r i n g " > W o r k C e n t e r T a b l e C a p t F i l t e r < / W o r k C e n t e r T a b l e C a p t F i l t e r > + 
+         < P e r i o d D a t e s   E l e m e n t T y p e = " D a t a I t e m "   E l e m e n t I d = " 2 0 0 4 9 5 0 8 6 5 " > + 
+             < P e r i o d E n d i n g D a t e   E l e m e n t T y p e = " C o l u m n "   E l e m e n t I d = " 2 0 9 0 6 0 5 7 3 3 "   D a t a T y p e = " S t r i n g " > P e r i o d E n d i n g D a t e < / P e r i o d E n d i n g D a t e > + 
+             < P e r i o d S t a r t i n g D a t e   E l e m e n t T y p e = " C o l u m n "   E l e m e n t I d = " 1 8 6 5 6 2 2 1 9 6 "   D a t a T y p e = " S t r i n g " > P e r i o d S t a r t i n g D a t e < / P e r i o d S t a r t i n g D a t e > + 
+             < W o r k _ C e n t e r   E l e m e n t T y p e = " D a t a I t e m "   E l e m e n t I d = " 1 3 7 0 4 3 3 5 3 6 " > + 
+                 < W o r k C e n t e r C a p a c i t y   E l e m e n t T y p e = " C o l u m n "   E l e m e n t I d = " 1 7 2 8 6 8 8 3 8 1 "   D a t a T y p e = " D e c i m a l " > W o r k C e n t e r C a p a c i t y < / W o r k C e n t e r C a p a c i t y > + 
+                 < W o r k C e n t e r C a p a c i t y A v a i l a b l e   E l e m e n t T y p e = " C o l u m n "   E l e m e n t I d = " 1 3 8 7 4 0 7 3 7 0 "   D a t a T y p e = " D e c i m a l " > W o r k C e n t e r C a p a c i t y A v a i l a b l e < / W o r k C e n t e r C a p a c i t y A v a i l a b l e > + 
+                 < W o r k C e n t e r C a p a c i t y E f f e c t i v e   E l e m e n t T y p e = " C o l u m n "   E l e m e n t I d = " 1 5 2 7 5 0 7 6 8 6 "   D a t a T y p e = " D e c i m a l " > W o r k C e n t e r C a p a c i t y E f f e c t i v e < / W o r k C e n t e r C a p a c i t y E f f e c t i v e > + 
+                 < W o r k C e n t e r C a p a c i t y E f f i c i e n c y   E l e m e n t T y p e = " C o l u m n "   E l e m e n t I d = " 1 4 6 0 2 4 9 9 6 4 "   D a t a T y p e = " D e c i m a l " > W o r k C e n t e r C a p a c i t y E f f i c i e n c y < / W o r k C e n t e r C a p a c i t y E f f i c i e n c y > + 
+                 < W o r k C e n t e r L o a d S t r T o t a l   E l e m e n t T y p e = " C o l u m n "   E l e m e n t I d = " 3 7 1 8 6 3 7 2 6 "   D a t a T y p e = " T e x t " > W o r k C e n t e r L o a d S t r T o t a l < / W o r k C e n t e r L o a d S t r T o t a l > + 
+                 < W o r k C e n t e r N a m e   E l e m e n t T y p e = " C o l u m n "   E l e m e n t I d = " 1 3 0 5 5 5 1 8 5 6 "   D a t a T y p e = " T e x t " > W o r k C e n t e r N a m e < / W o r k C e n t e r N a m e > + 
+                 < W o r k C e n t e r N o   E l e m e n t T y p e = " C o l u m n "   E l e m e n t I d = " 1 7 8 3 4 5 0 9 0 "   D a t a T y p e = " C o d e " > W o r k C e n t e r N o < / W o r k C e n t e r N o > + 
+                 < W o r k C e n t e r P r o d O r d e r N e e d Q t y   E l e m e n t T y p e = " C o l u m n "   E l e m e n t I d = " 1 7 4 0 6 7 0 3 1 0 "   D a t a T y p e = " D e c i m a l " > W o r k C e n t e r P r o d O r d e r N e e d Q t y < / W o r k C e n t e r P r o d O r d e r N e e d Q t y > + 
+                 < W o r k C e n t e r U O M C o d e   E l e m e n t T y p e = " C o l u m n "   E l e m e n t I d = " 1 3 5 7 4 0 8 8 5 "   D a t a T y p e = " C o d e " > W o r k C e n t e r U O M C o d e < / W o r k C e n t e r U O M C o d e > + 
+                 < M a c h i n e _ C e n t e r   E l e m e n t T y p e = " D a t a I t e m "   E l e m e n t I d = " 1 9 7 1 2 8 6 6 5 2 " > + 
+                     < M a c h i n e C e n t e r C a p a c i t y   E l e m e n t T y p e = " C o l u m n "   E l e m e n t I d = " 1 6 9 8 1 5 0 6 0 9 "   D a t a T y p e = " D e c i m a l " > M a c h i n e C e n t e r C a p a c i t y < / M a c h i n e C e n t e r C a p a c i t y > + 
+                     < M a c h i n e C e n t e r C a p a c i t y A v a i l a b l e   E l e m e n t T y p e = " C o l u m n "   E l e m e n t I d = " 1 2 7 1 1 9 8 2 3 4 "   D a t a T y p e = " D e c i m a l " > M a c h i n e C e n t e r C a p a c i t y A v a i l a b l e < / M a c h i n e C e n t e r C a p a c i t y A v a i l a b l e > + 
+                     < M a c h i n e C e n t e r C a p a c i t y E f f e c t i v e   E l e m e n t T y p e = " C o l u m n "   E l e m e n t I d = " 1 3 3 5 3 6 6 6 6 "   D a t a T y p e = " D e c i m a l " > M a c h i n e C e n t e r C a p a c i t y E f f e c t i v e < / M a c h i n e C e n t e r C a p a c i t y E f f e c t i v e > + 
+                     < M a c h i n e C e n t e r C a p a c i t y E f f i c i e n c y   E l e m e n t T y p e = " C o l u m n "   E l e m e n t I d = " 1 0 8 1 4 5 4 6 4 0 "   D a t a T y p e = " D e c i m a l " > M a c h i n e C e n t e r C a p a c i t y E f f i c i e n c y < / M a c h i n e C e n t e r C a p a c i t y E f f i c i e n c y > + 
+                     < M a c h i n e C e n t e r L o a d S t r T o t a l   E l e m e n t T y p e = " C o l u m n "   E l e m e n t I d = " 1 3 9 4 1 1 3 8 "   D a t a T y p e = " T e x t " > M a c h i n e C e n t e r L o a d S t r T o t a l < / M a c h i n e C e n t e r L o a d S t r T o t a l > + 
+                     < M a c h i n e C e n t e r N a m e   E l e m e n t T y p e = " C o l u m n "   E l e m e n t I d = " 7 7 0 8 8 4 2 2 8 "   D a t a T y p e = " T e x t " > M a c h i n e C e n t e r N a m e < / M a c h i n e C e n t e r N a m e > + 
+                     < M a c h i n e C e n t e r N o   E l e m e n t T y p e = " C o l u m n "   E l e m e n t I d = " 1 6 7 4 9 2 9 6 3 4 "   D a t a T y p e = " C o d e " > M a c h i n e C e n t e r N o < / M a c h i n e C e n t e r N o > + 
+                     < M a c h i n e C e n t e r P r o d O r d e r N e e d Q t y   E l e m e n t T y p e = " C o l u m n "   E l e m e n t I d = " 1 9 3 6 2 4 7 3 7 0 "   D a t a T y p e = " D e c i m a l " > M a c h i n e C e n t e r P r o d O r d e r N e e d Q t y < / M a c h i n e C e n t e r P r o d O r d e r N e e d Q t y >   
                  < / M a c h i n e _ C e n t e r >   
